--- a/插件详细手册/6.地图/关于地图活动镜头.docx
+++ b/插件详细手册/6.地图/关于地图活动镜头.docx
@@ -1,10 +1,13 @@
 
 <file path=word/document.xml><?xml version="1.0" encoding="utf-8"?>
-<w:document xmlns:wpc="http://schemas.microsoft.com/office/word/2010/wordprocessingCanvas" xmlns:cx="http://schemas.microsoft.com/office/drawing/2014/chartex" xmlns:cx1="http://schemas.microsoft.com/office/drawing/2015/9/8/chartex" xmlns:cx2="http://schemas.microsoft.com/office/drawing/2015/10/21/chartex" xmlns:cx3="http://schemas.microsoft.com/office/drawing/2016/5/9/chartex" xmlns:cx4="http://schemas.microsoft.com/office/drawing/2016/5/10/chartex" xmlns:cx5="http://schemas.microsoft.com/office/drawing/2016/5/11/chartex" xmlns:cx6="http://schemas.microsoft.com/office/drawing/2016/5/12/chartex" xmlns:cx7="http://schemas.microsoft.com/office/drawing/2016/5/13/chartex" xmlns:cx8="http://schemas.microsoft.com/office/drawing/2016/5/14/chartex" xmlns:mc="http://schemas.openxmlformats.org/markup-compatibility/2006" xmlns:aink="http://schemas.microsoft.com/office/drawing/2016/ink" xmlns:am3d="http://schemas.microsoft.com/office/drawing/2017/model3d" xmlns:o="urn:schemas-microsoft-com:office:office" xmlns:oel="http://schemas.microsoft.com/office/2019/extlst" xmlns:r="http://schemas.openxmlformats.org/officeDocument/2006/relationships" xmlns:m="http://schemas.openxmlformats.org/officeDocument/2006/math" xmlns:v="urn:schemas-microsoft-com:vml" xmlns:wp14="http://schemas.microsoft.com/office/word/2010/wordprocessingDrawing" xmlns:wp="http://schemas.openxmlformats.org/drawingml/2006/wordprocessingDrawing" xmlns:w10="urn:schemas-microsoft-com:office:word" xmlns:w="http://schemas.openxmlformats.org/wordprocessingml/2006/main" xmlns:w14="http://schemas.microsoft.com/office/word/2010/wordml" xmlns:w15="http://schemas.microsoft.com/office/word/2012/wordml" xmlns:w16cex="http://schemas.microsoft.com/office/word/2018/wordml/cex" xmlns:w16cid="http://schemas.microsoft.com/office/word/2016/wordml/cid" xmlns:w16="http://schemas.microsoft.com/office/word/2018/wordml" xmlns:w16du="http://schemas.microsoft.com/office/word/2023/wordml/word16du" xmlns:w16sdtdh="http://schemas.microsoft.com/office/word/2020/wordml/sdtdatahash" xmlns:w16se="http://schemas.microsoft.com/office/word/2015/wordml/symex" xmlns:wpg="http://schemas.microsoft.com/office/word/2010/wordprocessingGroup" xmlns:wpi="http://schemas.microsoft.com/office/word/2010/wordprocessingInk" xmlns:wne="http://schemas.microsoft.com/office/word/2006/wordml" xmlns:wps="http://schemas.microsoft.com/office/word/2010/wordprocessingShape" mc:Ignorable="w14 w15 w16se w16cid w16 w16cex w16sdtdh w16du wp14">
+<w:document xmlns:wpc="http://schemas.microsoft.com/office/word/2010/wordprocessingCanvas" xmlns:cx="http://schemas.microsoft.com/office/drawing/2014/chartex" xmlns:cx1="http://schemas.microsoft.com/office/drawing/2015/9/8/chartex" xmlns:cx2="http://schemas.microsoft.com/office/drawing/2015/10/21/chartex" xmlns:cx3="http://schemas.microsoft.com/office/drawing/2016/5/9/chartex" xmlns:cx4="http://schemas.microsoft.com/office/drawing/2016/5/10/chartex" xmlns:cx5="http://schemas.microsoft.com/office/drawing/2016/5/11/chartex" xmlns:cx6="http://schemas.microsoft.com/office/drawing/2016/5/12/chartex" xmlns:cx7="http://schemas.microsoft.com/office/drawing/2016/5/13/chartex" xmlns:cx8="http://schemas.microsoft.com/office/drawing/2016/5/14/chartex" xmlns:mc="http://schemas.openxmlformats.org/markup-compatibility/2006" xmlns:aink="http://schemas.microsoft.com/office/drawing/2016/ink" xmlns:am3d="http://schemas.microsoft.com/office/drawing/2017/model3d" xmlns:o="urn:schemas-microsoft-com:office:office" xmlns:oel="http://schemas.microsoft.com/office/2019/extlst" xmlns:r="http://schemas.openxmlformats.org/officeDocument/2006/relationships" xmlns:m="http://schemas.openxmlformats.org/officeDocument/2006/math" xmlns:v="urn:schemas-microsoft-com:vml" xmlns:wp14="http://schemas.microsoft.com/office/word/2010/wordprocessingDrawing" xmlns:wp="http://schemas.openxmlformats.org/drawingml/2006/wordprocessingDrawing" xmlns:w10="urn:schemas-microsoft-com:office:word" xmlns:w="http://schemas.openxmlformats.org/wordprocessingml/2006/main" xmlns:w14="http://schemas.microsoft.com/office/word/2010/wordml" xmlns:w15="http://schemas.microsoft.com/office/word/2012/wordml" xmlns:w16cex="http://schemas.microsoft.com/office/word/2018/wordml/cex" xmlns:w16cid="http://schemas.microsoft.com/office/word/2016/wordml/cid" xmlns:w16="http://schemas.microsoft.com/office/word/2018/wordml" xmlns:w16du="http://schemas.microsoft.com/office/word/2023/wordml/word16du" xmlns:w16sdtdh="http://schemas.microsoft.com/office/word/2020/wordml/sdtdatahash" xmlns:w16sdtfl="http://schemas.microsoft.com/office/word/2024/wordml/sdtformatlock" xmlns:w16se="http://schemas.microsoft.com/office/word/2015/wordml/symex" xmlns:wpg="http://schemas.microsoft.com/office/word/2010/wordprocessingGroup" xmlns:wpi="http://schemas.microsoft.com/office/word/2010/wordprocessingInk" xmlns:wne="http://schemas.microsoft.com/office/word/2006/wordml" xmlns:wps="http://schemas.microsoft.com/office/word/2010/wordprocessingShape" mc:Ignorable="w14 w15 w16se w16cid w16 w16cex w16sdtdh w16sdtfl w16du wp14">
   <w:body>
     <w:p>
       <w:pPr>
         <w:pStyle w:val="2"/>
+        <w:rPr>
+          <w:rFonts w:hint="eastAsia"/>
+        </w:rPr>
       </w:pPr>
       <w:r>
         <w:rPr>
@@ -16,6 +19,9 @@
     <w:p>
       <w:pPr>
         <w:pStyle w:val="3"/>
+        <w:rPr>
+          <w:rFonts w:hint="eastAsia"/>
+        </w:rPr>
       </w:pPr>
       <w:r>
         <w:rPr>
@@ -249,6 +255,9 @@
     <w:p>
       <w:pPr>
         <w:pStyle w:val="3"/>
+        <w:rPr>
+          <w:rFonts w:hint="eastAsia"/>
+        </w:rPr>
       </w:pPr>
       <w:r>
         <w:rPr>
@@ -339,12 +348,21 @@
               <w:t xml:space="preserve"> </w:t>
             </w:r>
             <w:hyperlink w:anchor="_图层与镜头" w:history="1">
+              <w:proofErr w:type="gramStart"/>
               <w:r>
                 <w:rPr>
                   <w:rStyle w:val="a4"/>
                   <w:rFonts w:hint="eastAsia"/>
                 </w:rPr>
-                <w:t>图层与镜头</w:t>
+                <w:t>图层与</w:t>
+              </w:r>
+              <w:proofErr w:type="gramEnd"/>
+              <w:r>
+                <w:rPr>
+                  <w:rStyle w:val="a4"/>
+                  <w:rFonts w:hint="eastAsia"/>
+                </w:rPr>
+                <w:t>镜头</w:t>
               </w:r>
             </w:hyperlink>
             <w:r>
@@ -426,12 +444,21 @@
               <w:t xml:space="preserve"> </w:t>
             </w:r>
             <w:hyperlink w:anchor="_固定看向" w:history="1">
+              <w:proofErr w:type="gramStart"/>
               <w:r>
                 <w:rPr>
                   <w:rStyle w:val="a4"/>
                   <w:rFonts w:hint="eastAsia"/>
                 </w:rPr>
-                <w:t>固定看向</w:t>
+                <w:t>固定看</w:t>
+              </w:r>
+              <w:proofErr w:type="gramEnd"/>
+              <w:r>
+                <w:rPr>
+                  <w:rStyle w:val="a4"/>
+                  <w:rFonts w:hint="eastAsia"/>
+                </w:rPr>
+                <w:t>向</w:t>
               </w:r>
             </w:hyperlink>
             <w:r>
@@ -593,7 +620,7 @@
     <w:p>
       <w:pPr>
         <w:rPr>
-          <w:rFonts w:ascii="宋体" w:eastAsia="宋体" w:hAnsi="宋体" w:cs="宋体"/>
+          <w:rFonts w:ascii="宋体" w:eastAsia="宋体" w:hAnsi="宋体" w:cs="宋体" w:hint="eastAsia"/>
           <w:sz w:val="24"/>
           <w:szCs w:val="24"/>
         </w:rPr>
@@ -624,6 +651,9 @@
     <w:p>
       <w:pPr>
         <w:pStyle w:val="3"/>
+        <w:rPr>
+          <w:rFonts w:hint="eastAsia"/>
+        </w:rPr>
       </w:pPr>
       <w:r>
         <w:rPr>
@@ -701,10 +731,10 @@
             <v:path o:extrusionok="f" gradientshapeok="t" o:connecttype="rect"/>
             <o:lock v:ext="edit" aspectratio="t"/>
           </v:shapetype>
-          <v:shape id="_x0000_i1025" type="#_x0000_t75" style="width:697.5pt;height:164.25pt" o:ole="">
+          <v:shape id="_x0000_i1025" type="#_x0000_t75" style="width:697.8pt;height:164.4pt" o:ole="">
             <v:imagedata r:id="rId8" o:title=""/>
           </v:shape>
-          <o:OLEObject Type="Embed" ProgID="Visio.Drawing.15" ShapeID="_x0000_i1025" DrawAspect="Content" ObjectID="_1776519168" r:id="rId9"/>
+          <o:OLEObject Type="Embed" ProgID="Visio.Drawing.15" ShapeID="_x0000_i1025" DrawAspect="Content" ObjectID="_1832085684" r:id="rId9"/>
         </w:object>
       </w:r>
     </w:p>
@@ -730,6 +760,9 @@
     <w:p>
       <w:pPr>
         <w:pStyle w:val="2"/>
+        <w:rPr>
+          <w:rFonts w:hint="eastAsia"/>
+        </w:rPr>
       </w:pPr>
       <w:r>
         <w:rPr>
@@ -742,6 +775,9 @@
     <w:p>
       <w:pPr>
         <w:pStyle w:val="3"/>
+        <w:rPr>
+          <w:rFonts w:hint="eastAsia"/>
+        </w:rPr>
       </w:pPr>
       <w:r>
         <w:rPr>
@@ -759,19 +795,19 @@
         <w:spacing w:before="0" w:after="0" w:line="377" w:lineRule="auto"/>
         <w:jc w:val="both"/>
         <w:rPr>
-          <w:rFonts w:ascii="微软雅黑" w:eastAsia="微软雅黑" w:hAnsi="微软雅黑"/>
-          <w:kern w:val="2"/>
-          <w:sz w:val="22"/>
-          <w:szCs w:val="22"/>
-        </w:rPr>
-      </w:pPr>
-      <w:r>
-        <w:rPr>
           <w:rFonts w:ascii="微软雅黑" w:eastAsia="微软雅黑" w:hAnsi="微软雅黑" w:hint="eastAsia"/>
           <w:kern w:val="2"/>
           <w:sz w:val="22"/>
           <w:szCs w:val="22"/>
         </w:rPr>
+      </w:pPr>
+      <w:r>
+        <w:rPr>
+          <w:rFonts w:ascii="微软雅黑" w:eastAsia="微软雅黑" w:hAnsi="微软雅黑" w:hint="eastAsia"/>
+          <w:kern w:val="2"/>
+          <w:sz w:val="22"/>
+          <w:szCs w:val="22"/>
+        </w:rPr>
         <w:t>1）地图镜头</w:t>
       </w:r>
     </w:p>
@@ -810,7 +846,21 @@
         <w:rPr>
           <w:rFonts w:hint="eastAsia"/>
         </w:rPr>
-        <w:t>镜头的最底层</w:t>
+        <w:t>镜头的</w:t>
+      </w:r>
+      <w:proofErr w:type="gramStart"/>
+      <w:r>
+        <w:rPr>
+          <w:rFonts w:hint="eastAsia"/>
+        </w:rPr>
+        <w:t>最</w:t>
+      </w:r>
+      <w:proofErr w:type="gramEnd"/>
+      <w:r>
+        <w:rPr>
+          <w:rFonts w:hint="eastAsia"/>
+        </w:rPr>
+        <w:t>底层</w:t>
       </w:r>
       <w:r>
         <w:rPr>
@@ -867,10 +917,10 @@
       </w:pPr>
       <w:r>
         <w:object w:dxaOrig="9516" w:dyaOrig="5604" w14:anchorId="58DA507B">
-          <v:shape id="_x0000_i1026" type="#_x0000_t75" style="width:356.25pt;height:210pt" o:ole="">
+          <v:shape id="_x0000_i1026" type="#_x0000_t75" style="width:356.4pt;height:210pt" o:ole="">
             <v:imagedata r:id="rId10" o:title=""/>
           </v:shape>
-          <o:OLEObject Type="Embed" ProgID="Visio.Drawing.15" ShapeID="_x0000_i1026" DrawAspect="Content" ObjectID="_1776519169" r:id="rId11"/>
+          <o:OLEObject Type="Embed" ProgID="Visio.Drawing.15" ShapeID="_x0000_i1026" DrawAspect="Content" ObjectID="_1832085685" r:id="rId11"/>
         </w:object>
       </w:r>
     </w:p>
@@ -883,19 +933,19 @@
         <w:spacing w:before="0" w:after="0" w:line="377" w:lineRule="auto"/>
         <w:jc w:val="both"/>
         <w:rPr>
+          <w:rFonts w:ascii="微软雅黑" w:eastAsia="微软雅黑" w:hAnsi="微软雅黑" w:hint="eastAsia"/>
+          <w:kern w:val="2"/>
+          <w:sz w:val="22"/>
+          <w:szCs w:val="22"/>
+        </w:rPr>
+      </w:pPr>
+      <w:r>
+        <w:rPr>
           <w:rFonts w:ascii="微软雅黑" w:eastAsia="微软雅黑" w:hAnsi="微软雅黑"/>
           <w:kern w:val="2"/>
           <w:sz w:val="22"/>
           <w:szCs w:val="22"/>
         </w:rPr>
-      </w:pPr>
-      <w:r>
-        <w:rPr>
-          <w:rFonts w:ascii="微软雅黑" w:eastAsia="微软雅黑" w:hAnsi="微软雅黑"/>
-          <w:kern w:val="2"/>
-          <w:sz w:val="22"/>
-          <w:szCs w:val="22"/>
-        </w:rPr>
         <w:t>2</w:t>
       </w:r>
       <w:r>
@@ -975,7 +1025,7 @@
         <w:spacing w:after="0"/>
         <w:jc w:val="center"/>
         <w:rPr>
-          <w:rFonts w:ascii="宋体" w:eastAsia="宋体" w:hAnsi="宋体" w:cs="宋体"/>
+          <w:rFonts w:ascii="宋体" w:eastAsia="宋体" w:hAnsi="宋体" w:cs="宋体" w:hint="eastAsia"/>
           <w:sz w:val="24"/>
           <w:szCs w:val="24"/>
         </w:rPr>
@@ -1046,19 +1096,19 @@
         <w:spacing w:before="0" w:after="0" w:line="377" w:lineRule="auto"/>
         <w:jc w:val="both"/>
         <w:rPr>
+          <w:rFonts w:ascii="微软雅黑" w:eastAsia="微软雅黑" w:hAnsi="微软雅黑" w:hint="eastAsia"/>
+          <w:kern w:val="2"/>
+          <w:sz w:val="22"/>
+          <w:szCs w:val="22"/>
+        </w:rPr>
+      </w:pPr>
+      <w:r>
+        <w:rPr>
           <w:rFonts w:ascii="微软雅黑" w:eastAsia="微软雅黑" w:hAnsi="微软雅黑"/>
           <w:kern w:val="2"/>
           <w:sz w:val="22"/>
           <w:szCs w:val="22"/>
         </w:rPr>
-      </w:pPr>
-      <w:r>
-        <w:rPr>
-          <w:rFonts w:ascii="微软雅黑" w:eastAsia="微软雅黑" w:hAnsi="微软雅黑"/>
-          <w:kern w:val="2"/>
-          <w:sz w:val="22"/>
-          <w:szCs w:val="22"/>
-        </w:rPr>
         <w:t>3</w:t>
       </w:r>
       <w:r>
@@ -1184,7 +1234,7 @@
         <w:spacing w:after="0"/>
         <w:jc w:val="center"/>
         <w:rPr>
-          <w:rFonts w:ascii="宋体" w:eastAsia="宋体" w:hAnsi="宋体" w:cs="宋体"/>
+          <w:rFonts w:ascii="宋体" w:eastAsia="宋体" w:hAnsi="宋体" w:cs="宋体" w:hint="eastAsia"/>
           <w:sz w:val="24"/>
           <w:szCs w:val="24"/>
         </w:rPr>
@@ -1256,14 +1306,25 @@
     <w:p>
       <w:pPr>
         <w:pStyle w:val="3"/>
+        <w:rPr>
+          <w:rFonts w:hint="eastAsia"/>
+        </w:rPr>
       </w:pPr>
       <w:bookmarkStart w:id="1" w:name="_图层与镜头"/>
       <w:bookmarkEnd w:id="1"/>
-      <w:r>
-        <w:rPr>
-          <w:rFonts w:hint="eastAsia"/>
-        </w:rPr>
-        <w:t>图层与镜头</w:t>
+      <w:proofErr w:type="gramStart"/>
+      <w:r>
+        <w:rPr>
+          <w:rFonts w:hint="eastAsia"/>
+        </w:rPr>
+        <w:t>图层与</w:t>
+      </w:r>
+      <w:proofErr w:type="gramEnd"/>
+      <w:r>
+        <w:rPr>
+          <w:rFonts w:hint="eastAsia"/>
+        </w:rPr>
+        <w:t>镜头</w:t>
       </w:r>
     </w:p>
     <w:p>
@@ -1275,19 +1336,19 @@
         <w:spacing w:before="0" w:after="0" w:line="377" w:lineRule="auto"/>
         <w:jc w:val="both"/>
         <w:rPr>
+          <w:rFonts w:ascii="微软雅黑" w:eastAsia="微软雅黑" w:hAnsi="微软雅黑" w:hint="eastAsia"/>
+          <w:kern w:val="2"/>
+          <w:sz w:val="22"/>
+          <w:szCs w:val="22"/>
+        </w:rPr>
+      </w:pPr>
+      <w:r>
+        <w:rPr>
           <w:rFonts w:ascii="微软雅黑" w:eastAsia="微软雅黑" w:hAnsi="微软雅黑"/>
           <w:kern w:val="2"/>
           <w:sz w:val="22"/>
           <w:szCs w:val="22"/>
         </w:rPr>
-      </w:pPr>
-      <w:r>
-        <w:rPr>
-          <w:rFonts w:ascii="微软雅黑" w:eastAsia="微软雅黑" w:hAnsi="微软雅黑"/>
-          <w:kern w:val="2"/>
-          <w:sz w:val="22"/>
-          <w:szCs w:val="22"/>
-        </w:rPr>
         <w:t>1</w:t>
       </w:r>
       <w:r>
@@ -1308,8 +1369,16 @@
         <w:rPr>
           <w:rFonts w:hint="eastAsia"/>
         </w:rPr>
-        <w:t>在插件中，勾选</w:t>
-      </w:r>
+        <w:t>在插件中，</w:t>
+      </w:r>
+      <w:proofErr w:type="gramStart"/>
+      <w:r>
+        <w:rPr>
+          <w:rFonts w:hint="eastAsia"/>
+        </w:rPr>
+        <w:t>勾选</w:t>
+      </w:r>
+      <w:proofErr w:type="gramEnd"/>
       <w:r>
         <w:rPr>
           <w:rFonts w:hint="eastAsia"/>
@@ -1330,7 +1399,7 @@
         <w:spacing w:after="0"/>
         <w:jc w:val="center"/>
         <w:rPr>
-          <w:rFonts w:ascii="宋体" w:eastAsia="宋体" w:hAnsi="宋体" w:cs="宋体"/>
+          <w:rFonts w:ascii="宋体" w:eastAsia="宋体" w:hAnsi="宋体" w:cs="宋体" w:hint="eastAsia"/>
           <w:sz w:val="24"/>
           <w:szCs w:val="24"/>
         </w:rPr>
@@ -1581,7 +1650,7 @@
         <w:spacing w:after="0"/>
         <w:jc w:val="center"/>
         <w:rPr>
-          <w:rFonts w:ascii="宋体" w:eastAsia="宋体" w:hAnsi="宋体" w:cs="宋体"/>
+          <w:rFonts w:ascii="宋体" w:eastAsia="宋体" w:hAnsi="宋体" w:cs="宋体" w:hint="eastAsia"/>
           <w:sz w:val="24"/>
           <w:szCs w:val="24"/>
         </w:rPr>
@@ -1824,7 +1893,21 @@
         <w:rPr>
           <w:rFonts w:hint="eastAsia"/>
         </w:rPr>
-        <w:t>用于对齐鼠标落在镜头外图层的位置；</w:t>
+        <w:t>用于对齐鼠标落在镜头</w:t>
+      </w:r>
+      <w:proofErr w:type="gramStart"/>
+      <w:r>
+        <w:rPr>
+          <w:rFonts w:hint="eastAsia"/>
+        </w:rPr>
+        <w:t>外图层</w:t>
+      </w:r>
+      <w:proofErr w:type="gramEnd"/>
+      <w:r>
+        <w:rPr>
+          <w:rFonts w:hint="eastAsia"/>
+        </w:rPr>
+        <w:t>的位置；</w:t>
       </w:r>
     </w:p>
     <w:p>
@@ -1945,21 +2028,21 @@
         <w:spacing w:before="0" w:after="0" w:line="377" w:lineRule="auto"/>
         <w:jc w:val="both"/>
         <w:rPr>
+          <w:rFonts w:ascii="微软雅黑" w:eastAsia="微软雅黑" w:hAnsi="微软雅黑" w:hint="eastAsia"/>
+          <w:kern w:val="2"/>
+          <w:sz w:val="22"/>
+          <w:szCs w:val="22"/>
+        </w:rPr>
+      </w:pPr>
+      <w:bookmarkStart w:id="2" w:name="_2）镜头控制的图层"/>
+      <w:bookmarkEnd w:id="2"/>
+      <w:r>
+        <w:rPr>
           <w:rFonts w:ascii="微软雅黑" w:eastAsia="微软雅黑" w:hAnsi="微软雅黑"/>
           <w:kern w:val="2"/>
           <w:sz w:val="22"/>
           <w:szCs w:val="22"/>
         </w:rPr>
-      </w:pPr>
-      <w:bookmarkStart w:id="2" w:name="_2）镜头控制的图层"/>
-      <w:bookmarkEnd w:id="2"/>
-      <w:r>
-        <w:rPr>
-          <w:rFonts w:ascii="微软雅黑" w:eastAsia="微软雅黑" w:hAnsi="微软雅黑"/>
-          <w:kern w:val="2"/>
-          <w:sz w:val="22"/>
-          <w:szCs w:val="22"/>
-        </w:rPr>
         <w:lastRenderedPageBreak/>
         <w:t>2</w:t>
       </w:r>
@@ -2038,10 +2121,10 @@
           <w:noProof/>
         </w:rPr>
         <w:drawing>
-          <wp:inline distT="0" distB="0" distL="0" distR="0" wp14:anchorId="7EB63A35" wp14:editId="00076BF5">
-            <wp:extent cx="5274310" cy="5644515"/>
+          <wp:inline distT="0" distB="0" distL="0" distR="0" wp14:anchorId="0213CA40" wp14:editId="42C31F7B">
+            <wp:extent cx="5274310" cy="5643245"/>
             <wp:effectExtent l="0" t="0" r="2540" b="0"/>
-            <wp:docPr id="5" name="图片 5"/>
+            <wp:docPr id="1446061116" name="图片 1"/>
             <wp:cNvGraphicFramePr>
               <a:graphicFrameLocks xmlns:a="http://schemas.openxmlformats.org/drawingml/2006/main" noChangeAspect="1"/>
             </wp:cNvGraphicFramePr>
@@ -2049,7 +2132,7 @@
               <a:graphicData uri="http://schemas.openxmlformats.org/drawingml/2006/picture">
                 <pic:pic xmlns:pic="http://schemas.openxmlformats.org/drawingml/2006/picture">
                   <pic:nvPicPr>
-                    <pic:cNvPr id="0" name="Picture 3"/>
+                    <pic:cNvPr id="0" name="Picture 6"/>
                     <pic:cNvPicPr>
                       <a:picLocks noChangeAspect="1" noChangeArrowheads="1"/>
                     </pic:cNvPicPr>
@@ -2070,7 +2153,7 @@
                   <pic:spPr bwMode="auto">
                     <a:xfrm>
                       <a:off x="0" y="0"/>
-                      <a:ext cx="5274310" cy="5644515"/>
+                      <a:ext cx="5274310" cy="5643245"/>
                     </a:xfrm>
                     <a:prstGeom prst="rect">
                       <a:avLst/>
@@ -2100,6 +2183,9 @@
     <w:p>
       <w:pPr>
         <w:pStyle w:val="3"/>
+        <w:rPr>
+          <w:rFonts w:hint="eastAsia"/>
+        </w:rPr>
       </w:pPr>
       <w:bookmarkStart w:id="3" w:name="_镜头架"/>
       <w:bookmarkEnd w:id="3"/>
@@ -2120,19 +2206,19 @@
         <w:spacing w:before="0" w:after="0" w:line="377" w:lineRule="auto"/>
         <w:jc w:val="both"/>
         <w:rPr>
+          <w:rFonts w:ascii="微软雅黑" w:eastAsia="微软雅黑" w:hAnsi="微软雅黑" w:hint="eastAsia"/>
+          <w:kern w:val="2"/>
+          <w:sz w:val="22"/>
+          <w:szCs w:val="22"/>
+        </w:rPr>
+      </w:pPr>
+      <w:r>
+        <w:rPr>
           <w:rFonts w:ascii="微软雅黑" w:eastAsia="微软雅黑" w:hAnsi="微软雅黑"/>
           <w:kern w:val="2"/>
           <w:sz w:val="22"/>
           <w:szCs w:val="22"/>
         </w:rPr>
-      </w:pPr>
-      <w:r>
-        <w:rPr>
-          <w:rFonts w:ascii="微软雅黑" w:eastAsia="微软雅黑" w:hAnsi="微软雅黑"/>
-          <w:kern w:val="2"/>
-          <w:sz w:val="22"/>
-          <w:szCs w:val="22"/>
-        </w:rPr>
         <w:t>1</w:t>
       </w:r>
       <w:r>
@@ -2190,7 +2276,21 @@
         <w:rPr>
           <w:rFonts w:hint="eastAsia"/>
         </w:rPr>
-        <w:t>在一般的地图中，镜头只能在限定的地图图块内进行移动。</w:t>
+        <w:t>在一般的地图中，镜头只能在限定的地图</w:t>
+      </w:r>
+      <w:proofErr w:type="gramStart"/>
+      <w:r>
+        <w:rPr>
+          <w:rFonts w:hint="eastAsia"/>
+        </w:rPr>
+        <w:t>图</w:t>
+      </w:r>
+      <w:proofErr w:type="gramEnd"/>
+      <w:r>
+        <w:rPr>
+          <w:rFonts w:hint="eastAsia"/>
+        </w:rPr>
+        <w:t>块内进行移动。</w:t>
       </w:r>
     </w:p>
     <w:p>
@@ -2199,7 +2299,7 @@
         <w:spacing w:after="0"/>
         <w:jc w:val="center"/>
         <w:rPr>
-          <w:rFonts w:ascii="宋体" w:eastAsia="宋体" w:hAnsi="宋体" w:cs="宋体"/>
+          <w:rFonts w:ascii="宋体" w:eastAsia="宋体" w:hAnsi="宋体" w:cs="宋体" w:hint="eastAsia"/>
           <w:sz w:val="24"/>
           <w:szCs w:val="24"/>
         </w:rPr>
@@ -2358,7 +2458,7 @@
         <w:spacing w:after="0"/>
         <w:jc w:val="center"/>
         <w:rPr>
-          <w:rFonts w:ascii="宋体" w:eastAsia="宋体" w:hAnsi="宋体" w:cs="宋体"/>
+          <w:rFonts w:ascii="宋体" w:eastAsia="宋体" w:hAnsi="宋体" w:cs="宋体" w:hint="eastAsia"/>
           <w:sz w:val="24"/>
           <w:szCs w:val="24"/>
         </w:rPr>
@@ -2485,7 +2585,7 @@
         <w:spacing w:before="0" w:after="0" w:line="377" w:lineRule="auto"/>
         <w:jc w:val="both"/>
         <w:rPr>
-          <w:rFonts w:ascii="微软雅黑" w:eastAsia="微软雅黑" w:hAnsi="微软雅黑"/>
+          <w:rFonts w:ascii="微软雅黑" w:eastAsia="微软雅黑" w:hAnsi="微软雅黑" w:hint="eastAsia"/>
           <w:kern w:val="2"/>
           <w:sz w:val="22"/>
           <w:szCs w:val="22"/>
@@ -2621,7 +2721,7 @@
       <w:pPr>
         <w:pStyle w:val="2"/>
         <w:rPr>
-          <w:rFonts w:asciiTheme="majorHAnsi" w:eastAsiaTheme="majorEastAsia" w:hAnsiTheme="majorHAnsi"/>
+          <w:rFonts w:asciiTheme="majorHAnsi" w:eastAsiaTheme="majorEastAsia" w:hAnsiTheme="majorHAnsi" w:hint="eastAsia"/>
         </w:rPr>
       </w:pPr>
       <w:r>
@@ -2651,6 +2751,9 @@
     <w:p>
       <w:pPr>
         <w:pStyle w:val="3"/>
+        <w:rPr>
+          <w:rFonts w:hint="eastAsia"/>
+        </w:rPr>
       </w:pPr>
       <w:bookmarkStart w:id="4" w:name="_自动模式"/>
       <w:bookmarkEnd w:id="4"/>
@@ -2670,7 +2773,7 @@
         <w:spacing w:before="0" w:after="0" w:line="377" w:lineRule="auto"/>
         <w:jc w:val="both"/>
         <w:rPr>
-          <w:rFonts w:ascii="微软雅黑" w:eastAsia="微软雅黑" w:hAnsi="微软雅黑"/>
+          <w:rFonts w:ascii="微软雅黑" w:eastAsia="微软雅黑" w:hAnsi="微软雅黑" w:hint="eastAsia"/>
           <w:kern w:val="2"/>
           <w:sz w:val="22"/>
           <w:szCs w:val="22"/>
@@ -2891,19 +2994,19 @@
         <w:spacing w:before="0" w:after="0" w:line="377" w:lineRule="auto"/>
         <w:jc w:val="both"/>
         <w:rPr>
+          <w:rFonts w:ascii="微软雅黑" w:eastAsia="微软雅黑" w:hAnsi="微软雅黑" w:hint="eastAsia"/>
+          <w:kern w:val="2"/>
+          <w:sz w:val="22"/>
+          <w:szCs w:val="22"/>
+        </w:rPr>
+      </w:pPr>
+      <w:r>
+        <w:rPr>
           <w:rFonts w:ascii="微软雅黑" w:eastAsia="微软雅黑" w:hAnsi="微软雅黑"/>
           <w:kern w:val="2"/>
           <w:sz w:val="22"/>
           <w:szCs w:val="22"/>
         </w:rPr>
-      </w:pPr>
-      <w:r>
-        <w:rPr>
-          <w:rFonts w:ascii="微软雅黑" w:eastAsia="微软雅黑" w:hAnsi="微软雅黑"/>
-          <w:kern w:val="2"/>
-          <w:sz w:val="22"/>
-          <w:szCs w:val="22"/>
-        </w:rPr>
         <w:t>2</w:t>
       </w:r>
       <w:r>
@@ -2992,7 +3095,7 @@
           <v:shape id="_x0000_i1027" type="#_x0000_t75" style="width:336pt;height:156pt" o:ole="">
             <v:imagedata r:id="rId24" o:title=""/>
           </v:shape>
-          <o:OLEObject Type="Embed" ProgID="Visio.Drawing.15" ShapeID="_x0000_i1027" DrawAspect="Content" ObjectID="_1776519170" r:id="rId25"/>
+          <o:OLEObject Type="Embed" ProgID="Visio.Drawing.15" ShapeID="_x0000_i1027" DrawAspect="Content" ObjectID="_1832085686" r:id="rId25"/>
         </w:object>
       </w:r>
     </w:p>
@@ -3130,19 +3233,19 @@
         <w:spacing w:before="0" w:after="0" w:line="377" w:lineRule="auto"/>
         <w:jc w:val="both"/>
         <w:rPr>
+          <w:rFonts w:ascii="微软雅黑" w:eastAsia="微软雅黑" w:hAnsi="微软雅黑" w:hint="eastAsia"/>
+          <w:kern w:val="2"/>
+          <w:sz w:val="22"/>
+          <w:szCs w:val="22"/>
+        </w:rPr>
+      </w:pPr>
+      <w:r>
+        <w:rPr>
           <w:rFonts w:ascii="微软雅黑" w:eastAsia="微软雅黑" w:hAnsi="微软雅黑"/>
           <w:kern w:val="2"/>
           <w:sz w:val="22"/>
           <w:szCs w:val="22"/>
         </w:rPr>
-      </w:pPr>
-      <w:r>
-        <w:rPr>
-          <w:rFonts w:ascii="微软雅黑" w:eastAsia="微软雅黑" w:hAnsi="微软雅黑"/>
-          <w:kern w:val="2"/>
-          <w:sz w:val="22"/>
-          <w:szCs w:val="22"/>
-        </w:rPr>
         <w:lastRenderedPageBreak/>
         <w:t>3</w:t>
       </w:r>
@@ -3195,7 +3298,7 @@
         <w:spacing w:after="0"/>
         <w:jc w:val="center"/>
         <w:rPr>
-          <w:rFonts w:ascii="宋体" w:eastAsia="宋体" w:hAnsi="宋体" w:cs="宋体"/>
+          <w:rFonts w:ascii="宋体" w:eastAsia="宋体" w:hAnsi="宋体" w:cs="宋体" w:hint="eastAsia"/>
           <w:sz w:val="24"/>
           <w:szCs w:val="24"/>
         </w:rPr>
@@ -3208,7 +3311,7 @@
           <w:szCs w:val="24"/>
         </w:rPr>
         <w:drawing>
-          <wp:inline distT="0" distB="0" distL="0" distR="0" wp14:anchorId="71004FC7" wp14:editId="5B78C657">
+          <wp:inline distT="0" distB="0" distL="0" distR="0" wp14:anchorId="71004FC7" wp14:editId="62C7804C">
             <wp:extent cx="2526829" cy="2108835"/>
             <wp:effectExtent l="0" t="0" r="6985" b="5715"/>
             <wp:docPr id="49" name="图片 49"/>
@@ -3272,7 +3375,7 @@
           <w:szCs w:val="24"/>
         </w:rPr>
         <w:drawing>
-          <wp:inline distT="0" distB="0" distL="0" distR="0" wp14:anchorId="6C4F4BED" wp14:editId="37448A42">
+          <wp:inline distT="0" distB="0" distL="0" distR="0" wp14:anchorId="6C4F4BED" wp14:editId="3820F0ED">
             <wp:extent cx="2523944" cy="2116455"/>
             <wp:effectExtent l="0" t="0" r="0" b="0"/>
             <wp:docPr id="51" name="图片 51"/>
@@ -3338,12 +3441,21 @@
         <w:t xml:space="preserve"> </w:t>
       </w:r>
       <w:hyperlink w:anchor="_固定看向" w:history="1">
+        <w:proofErr w:type="gramStart"/>
         <w:r>
           <w:rPr>
             <w:rStyle w:val="a4"/>
             <w:rFonts w:hint="eastAsia"/>
           </w:rPr>
-          <w:t>固定看向</w:t>
+          <w:t>固定看</w:t>
+        </w:r>
+        <w:proofErr w:type="gramEnd"/>
+        <w:r>
+          <w:rPr>
+            <w:rStyle w:val="a4"/>
+            <w:rFonts w:hint="eastAsia"/>
+          </w:rPr>
+          <w:t>向</w:t>
         </w:r>
       </w:hyperlink>
       <w:r>
@@ -3364,7 +3476,21 @@
         <w:rPr>
           <w:rFonts w:hint="eastAsia"/>
         </w:rPr>
-        <w:t>如果你想要看向某个事件，而不是从玩家的中心点进行聚焦偏移，那么使用固定看向指令即可。</w:t>
+        <w:t>如果你想要看向某个事件，而不是从玩家的中心点进行聚焦偏移，那么使用</w:t>
+      </w:r>
+      <w:proofErr w:type="gramStart"/>
+      <w:r>
+        <w:rPr>
+          <w:rFonts w:hint="eastAsia"/>
+        </w:rPr>
+        <w:t>固定看</w:t>
+      </w:r>
+      <w:proofErr w:type="gramEnd"/>
+      <w:r>
+        <w:rPr>
+          <w:rFonts w:hint="eastAsia"/>
+        </w:rPr>
+        <w:t>向指令即可。</w:t>
       </w:r>
     </w:p>
     <w:p>
@@ -3385,6 +3511,9 @@
     <w:p>
       <w:pPr>
         <w:pStyle w:val="3"/>
+        <w:rPr>
+          <w:rFonts w:hint="eastAsia"/>
+        </w:rPr>
       </w:pPr>
       <w:bookmarkStart w:id="6" w:name="_观光模式"/>
       <w:bookmarkEnd w:id="6"/>
@@ -3405,19 +3534,19 @@
         <w:spacing w:before="0" w:after="0" w:line="377" w:lineRule="auto"/>
         <w:jc w:val="both"/>
         <w:rPr>
+          <w:rFonts w:ascii="微软雅黑" w:eastAsia="微软雅黑" w:hAnsi="微软雅黑" w:hint="eastAsia"/>
+          <w:kern w:val="2"/>
+          <w:sz w:val="22"/>
+          <w:szCs w:val="22"/>
+        </w:rPr>
+      </w:pPr>
+      <w:r>
+        <w:rPr>
           <w:rFonts w:ascii="微软雅黑" w:eastAsia="微软雅黑" w:hAnsi="微软雅黑"/>
           <w:kern w:val="2"/>
           <w:sz w:val="22"/>
           <w:szCs w:val="22"/>
         </w:rPr>
-      </w:pPr>
-      <w:r>
-        <w:rPr>
-          <w:rFonts w:ascii="微软雅黑" w:eastAsia="微软雅黑" w:hAnsi="微软雅黑"/>
-          <w:kern w:val="2"/>
-          <w:sz w:val="22"/>
-          <w:szCs w:val="22"/>
-        </w:rPr>
         <w:t>1</w:t>
       </w:r>
       <w:r>
@@ -3613,7 +3742,7 @@
         <w:spacing w:after="0"/>
         <w:jc w:val="center"/>
         <w:rPr>
-          <w:rFonts w:ascii="宋体" w:eastAsia="宋体" w:hAnsi="宋体" w:cs="宋体"/>
+          <w:rFonts w:ascii="宋体" w:eastAsia="宋体" w:hAnsi="宋体" w:cs="宋体" w:hint="eastAsia"/>
           <w:sz w:val="24"/>
           <w:szCs w:val="24"/>
         </w:rPr>
@@ -3707,19 +3836,19 @@
         <w:spacing w:before="0" w:after="0" w:line="377" w:lineRule="auto"/>
         <w:jc w:val="both"/>
         <w:rPr>
+          <w:rFonts w:ascii="微软雅黑" w:eastAsia="微软雅黑" w:hAnsi="微软雅黑" w:hint="eastAsia"/>
+          <w:kern w:val="2"/>
+          <w:sz w:val="22"/>
+          <w:szCs w:val="22"/>
+        </w:rPr>
+      </w:pPr>
+      <w:r>
+        <w:rPr>
           <w:rFonts w:ascii="微软雅黑" w:eastAsia="微软雅黑" w:hAnsi="微软雅黑"/>
           <w:kern w:val="2"/>
           <w:sz w:val="22"/>
           <w:szCs w:val="22"/>
         </w:rPr>
-      </w:pPr>
-      <w:r>
-        <w:rPr>
-          <w:rFonts w:ascii="微软雅黑" w:eastAsia="微软雅黑" w:hAnsi="微软雅黑"/>
-          <w:kern w:val="2"/>
-          <w:sz w:val="22"/>
-          <w:szCs w:val="22"/>
-        </w:rPr>
         <w:t>2</w:t>
       </w:r>
       <w:r>
@@ -3868,7 +3997,7 @@
         <w:spacing w:after="0"/>
         <w:jc w:val="center"/>
         <w:rPr>
-          <w:rFonts w:ascii="宋体" w:eastAsia="宋体" w:hAnsi="宋体" w:cs="宋体"/>
+          <w:rFonts w:ascii="宋体" w:eastAsia="宋体" w:hAnsi="宋体" w:cs="宋体" w:hint="eastAsia"/>
           <w:sz w:val="24"/>
           <w:szCs w:val="24"/>
         </w:rPr>
@@ -3939,19 +4068,19 @@
         <w:spacing w:before="0" w:after="0" w:line="377" w:lineRule="auto"/>
         <w:jc w:val="both"/>
         <w:rPr>
+          <w:rFonts w:ascii="微软雅黑" w:eastAsia="微软雅黑" w:hAnsi="微软雅黑" w:hint="eastAsia"/>
+          <w:kern w:val="2"/>
+          <w:sz w:val="22"/>
+          <w:szCs w:val="22"/>
+        </w:rPr>
+      </w:pPr>
+      <w:r>
+        <w:rPr>
           <w:rFonts w:ascii="微软雅黑" w:eastAsia="微软雅黑" w:hAnsi="微软雅黑"/>
           <w:kern w:val="2"/>
           <w:sz w:val="22"/>
           <w:szCs w:val="22"/>
         </w:rPr>
-      </w:pPr>
-      <w:r>
-        <w:rPr>
-          <w:rFonts w:ascii="微软雅黑" w:eastAsia="微软雅黑" w:hAnsi="微软雅黑"/>
-          <w:kern w:val="2"/>
-          <w:sz w:val="22"/>
-          <w:szCs w:val="22"/>
-        </w:rPr>
         <w:t>3</w:t>
       </w:r>
       <w:r>
@@ -4034,7 +4163,7 @@
         <w:spacing w:after="0"/>
         <w:jc w:val="center"/>
         <w:rPr>
-          <w:rFonts w:ascii="宋体" w:eastAsia="宋体" w:hAnsi="宋体" w:cs="宋体"/>
+          <w:rFonts w:ascii="宋体" w:eastAsia="宋体" w:hAnsi="宋体" w:cs="宋体" w:hint="eastAsia"/>
           <w:sz w:val="24"/>
           <w:szCs w:val="24"/>
         </w:rPr>
@@ -4173,15 +4302,26 @@
     <w:p>
       <w:pPr>
         <w:pStyle w:val="3"/>
+        <w:rPr>
+          <w:rFonts w:hint="eastAsia"/>
+        </w:rPr>
       </w:pPr>
       <w:bookmarkStart w:id="7" w:name="_固定看向"/>
       <w:bookmarkEnd w:id="7"/>
+      <w:proofErr w:type="gramStart"/>
       <w:r>
         <w:rPr>
           <w:rFonts w:hint="eastAsia"/>
         </w:rPr>
         <w:lastRenderedPageBreak/>
-        <w:t>固定看向</w:t>
+        <w:t>固定看</w:t>
+      </w:r>
+      <w:proofErr w:type="gramEnd"/>
+      <w:r>
+        <w:rPr>
+          <w:rFonts w:hint="eastAsia"/>
+        </w:rPr>
+        <w:t>向</w:t>
       </w:r>
     </w:p>
     <w:p>
@@ -4193,19 +4333,19 @@
         <w:spacing w:before="0" w:after="0" w:line="377" w:lineRule="auto"/>
         <w:jc w:val="both"/>
         <w:rPr>
+          <w:rFonts w:ascii="微软雅黑" w:eastAsia="微软雅黑" w:hAnsi="微软雅黑" w:hint="eastAsia"/>
+          <w:kern w:val="2"/>
+          <w:sz w:val="22"/>
+          <w:szCs w:val="22"/>
+        </w:rPr>
+      </w:pPr>
+      <w:r>
+        <w:rPr>
           <w:rFonts w:ascii="微软雅黑" w:eastAsia="微软雅黑" w:hAnsi="微软雅黑"/>
           <w:kern w:val="2"/>
           <w:sz w:val="22"/>
           <w:szCs w:val="22"/>
         </w:rPr>
-      </w:pPr>
-      <w:r>
-        <w:rPr>
-          <w:rFonts w:ascii="微软雅黑" w:eastAsia="微软雅黑" w:hAnsi="微软雅黑"/>
-          <w:kern w:val="2"/>
-          <w:sz w:val="22"/>
-          <w:szCs w:val="22"/>
-        </w:rPr>
         <w:t>1</w:t>
       </w:r>
       <w:r>
@@ -4231,13 +4371,23 @@
       <w:pPr>
         <w:spacing w:after="0"/>
       </w:pPr>
+      <w:proofErr w:type="gramStart"/>
       <w:r>
         <w:rPr>
           <w:rFonts w:hint="eastAsia"/>
           <w:b/>
           <w:bCs/>
         </w:rPr>
-        <w:t>固定看向：</w:t>
+        <w:t>固定看</w:t>
+      </w:r>
+      <w:proofErr w:type="gramEnd"/>
+      <w:r>
+        <w:rPr>
+          <w:rFonts w:hint="eastAsia"/>
+          <w:b/>
+          <w:bCs/>
+        </w:rPr>
+        <w:t>向：</w:t>
       </w:r>
       <w:r>
         <w:rPr>
@@ -4258,11 +4408,19 @@
         </w:rPr>
         <w:t xml:space="preserve"> </w:t>
       </w:r>
-      <w:r>
-        <w:rPr>
-          <w:rFonts w:hint="eastAsia"/>
-        </w:rPr>
-        <w:t>固定看向</w:t>
+      <w:proofErr w:type="gramStart"/>
+      <w:r>
+        <w:rPr>
+          <w:rFonts w:hint="eastAsia"/>
+        </w:rPr>
+        <w:t>固定看</w:t>
+      </w:r>
+      <w:proofErr w:type="gramEnd"/>
+      <w:r>
+        <w:rPr>
+          <w:rFonts w:hint="eastAsia"/>
+        </w:rPr>
+        <w:t>向</w:t>
       </w:r>
       <w:r>
         <w:rPr>
@@ -4350,19 +4508,19 @@
         <w:spacing w:before="0" w:after="0" w:line="377" w:lineRule="auto"/>
         <w:jc w:val="both"/>
         <w:rPr>
+          <w:rFonts w:ascii="微软雅黑" w:eastAsia="微软雅黑" w:hAnsi="微软雅黑" w:hint="eastAsia"/>
+          <w:kern w:val="2"/>
+          <w:sz w:val="22"/>
+          <w:szCs w:val="22"/>
+        </w:rPr>
+      </w:pPr>
+      <w:r>
+        <w:rPr>
           <w:rFonts w:ascii="微软雅黑" w:eastAsia="微软雅黑" w:hAnsi="微软雅黑"/>
           <w:kern w:val="2"/>
           <w:sz w:val="22"/>
           <w:szCs w:val="22"/>
         </w:rPr>
-      </w:pPr>
-      <w:r>
-        <w:rPr>
-          <w:rFonts w:ascii="微软雅黑" w:eastAsia="微软雅黑" w:hAnsi="微软雅黑"/>
-          <w:kern w:val="2"/>
-          <w:sz w:val="22"/>
-          <w:szCs w:val="22"/>
-        </w:rPr>
         <w:t>2</w:t>
       </w:r>
       <w:r>
@@ -4395,8 +4553,16 @@
         <w:rPr>
           <w:rFonts w:hint="eastAsia"/>
         </w:rPr>
-        <w:t>看向指定图块</w:t>
-      </w:r>
+        <w:t>看向</w:t>
+      </w:r>
+      <w:proofErr w:type="gramStart"/>
+      <w:r>
+        <w:rPr>
+          <w:rFonts w:hint="eastAsia"/>
+        </w:rPr>
+        <w:t>指定图块</w:t>
+      </w:r>
+      <w:proofErr w:type="gramEnd"/>
       <w:r>
         <w:rPr>
           <w:rFonts w:hint="eastAsia"/>
@@ -4429,7 +4595,7 @@
         <w:spacing w:after="0"/>
         <w:jc w:val="center"/>
         <w:rPr>
-          <w:rFonts w:ascii="宋体" w:eastAsia="宋体" w:hAnsi="宋体" w:cs="宋体"/>
+          <w:rFonts w:ascii="宋体" w:eastAsia="宋体" w:hAnsi="宋体" w:cs="宋体" w:hint="eastAsia"/>
           <w:sz w:val="24"/>
           <w:szCs w:val="24"/>
         </w:rPr>
@@ -4511,11 +4677,33 @@
             <w:pPr>
               <w:spacing w:after="0"/>
             </w:pPr>
+            <w:proofErr w:type="gramStart"/>
             <w:r>
               <w:rPr>
                 <w:rFonts w:hint="eastAsia"/>
               </w:rPr>
-              <w:t>固定看向设置后，镜头模式的指令操作都会被暂停，必须解除看向才能恢复。</w:t>
+              <w:t>固定看</w:t>
+            </w:r>
+            <w:proofErr w:type="gramEnd"/>
+            <w:r>
+              <w:rPr>
+                <w:rFonts w:hint="eastAsia"/>
+              </w:rPr>
+              <w:t>向设置后，镜头模式的指令操作都会被暂停，必须</w:t>
+            </w:r>
+            <w:proofErr w:type="gramStart"/>
+            <w:r>
+              <w:rPr>
+                <w:rFonts w:hint="eastAsia"/>
+              </w:rPr>
+              <w:t>解除看向才能</w:t>
+            </w:r>
+            <w:proofErr w:type="gramEnd"/>
+            <w:r>
+              <w:rPr>
+                <w:rFonts w:hint="eastAsia"/>
+              </w:rPr>
+              <w:t>恢复。</w:t>
             </w:r>
           </w:p>
         </w:tc>
@@ -4659,11 +4847,19 @@
         </w:rPr>
         <w:t>因为经过了一次循环，</w:t>
       </w:r>
-      <w:r>
-        <w:rPr>
-          <w:rFonts w:hint="eastAsia"/>
-        </w:rPr>
-        <w:t>若高度为</w:t>
+      <w:proofErr w:type="gramStart"/>
+      <w:r>
+        <w:rPr>
+          <w:rFonts w:hint="eastAsia"/>
+        </w:rPr>
+        <w:t>若高度</w:t>
+      </w:r>
+      <w:proofErr w:type="gramEnd"/>
+      <w:r>
+        <w:rPr>
+          <w:rFonts w:hint="eastAsia"/>
+        </w:rPr>
+        <w:t>为</w:t>
       </w:r>
       <w:r>
         <w:rPr>
@@ -4797,19 +4993,19 @@
         <w:spacing w:before="0" w:after="0" w:line="377" w:lineRule="auto"/>
         <w:jc w:val="both"/>
         <w:rPr>
+          <w:rFonts w:ascii="微软雅黑" w:eastAsia="微软雅黑" w:hAnsi="微软雅黑" w:hint="eastAsia"/>
+          <w:kern w:val="2"/>
+          <w:sz w:val="22"/>
+          <w:szCs w:val="22"/>
+        </w:rPr>
+      </w:pPr>
+      <w:r>
+        <w:rPr>
           <w:rFonts w:ascii="微软雅黑" w:eastAsia="微软雅黑" w:hAnsi="微软雅黑"/>
           <w:kern w:val="2"/>
           <w:sz w:val="22"/>
           <w:szCs w:val="22"/>
         </w:rPr>
-      </w:pPr>
-      <w:r>
-        <w:rPr>
-          <w:rFonts w:ascii="微软雅黑" w:eastAsia="微软雅黑" w:hAnsi="微软雅黑"/>
-          <w:kern w:val="2"/>
-          <w:sz w:val="22"/>
-          <w:szCs w:val="22"/>
-        </w:rPr>
         <w:t>3</w:t>
       </w:r>
       <w:r>
@@ -4849,18 +5045,22 @@
         </w:rPr>
         <w:t>如果镜头速度过慢，你可以设置</w:t>
       </w:r>
+      <w:proofErr w:type="gramStart"/>
       <w:r>
         <w:t>”</w:t>
       </w:r>
+      <w:proofErr w:type="gramEnd"/>
       <w:r>
         <w:rPr>
           <w:rFonts w:hint="eastAsia"/>
         </w:rPr>
         <w:t>瞬间看向</w:t>
       </w:r>
+      <w:proofErr w:type="gramStart"/>
       <w:r>
         <w:t>”</w:t>
       </w:r>
+      <w:proofErr w:type="gramEnd"/>
       <w:r>
         <w:rPr>
           <w:rFonts w:hint="eastAsia"/>
@@ -4886,7 +5086,7 @@
         <w:spacing w:after="0"/>
         <w:jc w:val="center"/>
         <w:rPr>
-          <w:rFonts w:ascii="宋体" w:eastAsia="宋体" w:hAnsi="宋体" w:cs="宋体"/>
+          <w:rFonts w:ascii="宋体" w:eastAsia="宋体" w:hAnsi="宋体" w:cs="宋体" w:hint="eastAsia"/>
           <w:sz w:val="24"/>
           <w:szCs w:val="24"/>
         </w:rPr>
@@ -4961,6 +5161,9 @@
     <w:p>
       <w:pPr>
         <w:pStyle w:val="3"/>
+        <w:rPr>
+          <w:rFonts w:hint="eastAsia"/>
+        </w:rPr>
       </w:pPr>
       <w:r>
         <w:rPr>
@@ -4988,12 +5191,30 @@
         <w:spacing w:before="0" w:after="0" w:line="377" w:lineRule="auto"/>
         <w:jc w:val="both"/>
         <w:rPr>
+          <w:rFonts w:ascii="微软雅黑" w:eastAsia="微软雅黑" w:hAnsi="微软雅黑" w:hint="eastAsia"/>
+          <w:kern w:val="2"/>
+          <w:sz w:val="22"/>
+          <w:szCs w:val="22"/>
+        </w:rPr>
+      </w:pPr>
+      <w:r>
+        <w:rPr>
           <w:rFonts w:ascii="微软雅黑" w:eastAsia="微软雅黑" w:hAnsi="微软雅黑"/>
           <w:kern w:val="2"/>
           <w:sz w:val="22"/>
           <w:szCs w:val="22"/>
         </w:rPr>
-      </w:pPr>
+        <w:t>1</w:t>
+      </w:r>
+      <w:r>
+        <w:rPr>
+          <w:rFonts w:ascii="微软雅黑" w:eastAsia="微软雅黑" w:hAnsi="微软雅黑" w:hint="eastAsia"/>
+          <w:kern w:val="2"/>
+          <w:sz w:val="22"/>
+          <w:szCs w:val="22"/>
+        </w:rPr>
+        <w:t>)</w:t>
+      </w:r>
       <w:r>
         <w:rPr>
           <w:rFonts w:ascii="微软雅黑" w:eastAsia="微软雅黑" w:hAnsi="微软雅黑"/>
@@ -5001,7 +5222,7 @@
           <w:sz w:val="22"/>
           <w:szCs w:val="22"/>
         </w:rPr>
-        <w:t>1</w:t>
+        <w:t xml:space="preserve"> </w:t>
       </w:r>
       <w:r>
         <w:rPr>
@@ -5010,16 +5231,7 @@
           <w:sz w:val="22"/>
           <w:szCs w:val="22"/>
         </w:rPr>
-        <w:t>)</w:t>
-      </w:r>
-      <w:r>
-        <w:rPr>
-          <w:rFonts w:ascii="微软雅黑" w:eastAsia="微软雅黑" w:hAnsi="微软雅黑"/>
-          <w:kern w:val="2"/>
-          <w:sz w:val="22"/>
-          <w:szCs w:val="22"/>
-        </w:rPr>
-        <w:t xml:space="preserve"> </w:t>
+        <w:t>偏移</w:t>
       </w:r>
       <w:r>
         <w:rPr>
@@ -5028,15 +5240,6 @@
           <w:sz w:val="22"/>
           <w:szCs w:val="22"/>
         </w:rPr>
-        <w:t>偏移</w:t>
-      </w:r>
-      <w:r>
-        <w:rPr>
-          <w:rFonts w:ascii="微软雅黑" w:eastAsia="微软雅黑" w:hAnsi="微软雅黑" w:hint="eastAsia"/>
-          <w:kern w:val="2"/>
-          <w:sz w:val="22"/>
-          <w:szCs w:val="22"/>
-        </w:rPr>
         <w:t>原理</w:t>
       </w:r>
     </w:p>
@@ -5119,7 +5322,21 @@
         <w:rPr>
           <w:rFonts w:hint="eastAsia"/>
         </w:rPr>
-        <w:t>时，图块、背景和事件的移动值经常存在</w:t>
+        <w:t>时，图块、背景和事件的</w:t>
+      </w:r>
+      <w:proofErr w:type="gramStart"/>
+      <w:r>
+        <w:rPr>
+          <w:rFonts w:hint="eastAsia"/>
+        </w:rPr>
+        <w:t>移动值经常</w:t>
+      </w:r>
+      <w:proofErr w:type="gramEnd"/>
+      <w:r>
+        <w:rPr>
+          <w:rFonts w:hint="eastAsia"/>
+        </w:rPr>
+        <w:t>存在</w:t>
       </w:r>
       <w:r>
         <w:t>0.333</w:t>
@@ -5184,13 +5401,27 @@
         <w:rPr>
           <w:rFonts w:hint="eastAsia"/>
         </w:rPr>
-        <w:t>所以会造成</w:t>
-      </w:r>
-      <w:r>
-        <w:rPr>
-          <w:rFonts w:hint="eastAsia"/>
-        </w:rPr>
-        <w:t>图块和事件在特定的位置产生</w:t>
+        <w:t>所以会</w:t>
+      </w:r>
+      <w:proofErr w:type="gramStart"/>
+      <w:r>
+        <w:rPr>
+          <w:rFonts w:hint="eastAsia"/>
+        </w:rPr>
+        <w:t>造成</w:t>
+      </w:r>
+      <w:r>
+        <w:rPr>
+          <w:rFonts w:hint="eastAsia"/>
+        </w:rPr>
+        <w:t>图块和</w:t>
+      </w:r>
+      <w:proofErr w:type="gramEnd"/>
+      <w:r>
+        <w:rPr>
+          <w:rFonts w:hint="eastAsia"/>
+        </w:rPr>
+        <w:t>事件在特定的位置产生</w:t>
       </w:r>
       <w:r>
         <w:rPr>
@@ -5379,7 +5610,7 @@
         <w:spacing w:before="0" w:after="0" w:line="377" w:lineRule="auto"/>
         <w:jc w:val="both"/>
         <w:rPr>
-          <w:rFonts w:ascii="微软雅黑" w:eastAsia="微软雅黑" w:hAnsi="微软雅黑"/>
+          <w:rFonts w:ascii="微软雅黑" w:eastAsia="微软雅黑" w:hAnsi="微软雅黑" w:hint="eastAsia"/>
           <w:kern w:val="2"/>
           <w:sz w:val="22"/>
           <w:szCs w:val="22"/>
@@ -5499,7 +5730,23 @@
           <w:rFonts w:hint="eastAsia"/>
           <w:color w:val="0070C0"/>
         </w:rPr>
-        <w:t>这部分的细节难以修正，因为地图图块和地图背景是先渲染，而事件是后渲染，这里的</w:t>
+        <w:t>这部分的细节难以修正，因为地图</w:t>
+      </w:r>
+      <w:proofErr w:type="gramStart"/>
+      <w:r>
+        <w:rPr>
+          <w:rFonts w:hint="eastAsia"/>
+          <w:color w:val="0070C0"/>
+        </w:rPr>
+        <w:t>图</w:t>
+      </w:r>
+      <w:proofErr w:type="gramEnd"/>
+      <w:r>
+        <w:rPr>
+          <w:rFonts w:hint="eastAsia"/>
+          <w:color w:val="0070C0"/>
+        </w:rPr>
+        <w:t>块和地图背景是先渲染，而事件是后渲染，这里的</w:t>
       </w:r>
       <w:r>
         <w:rPr>
@@ -5529,6 +5776,9 @@
     <w:p>
       <w:pPr>
         <w:pStyle w:val="2"/>
+        <w:rPr>
+          <w:rFonts w:hint="eastAsia"/>
+        </w:rPr>
       </w:pPr>
       <w:r>
         <w:rPr>
@@ -5541,6 +5791,9 @@
     <w:p>
       <w:pPr>
         <w:pStyle w:val="3"/>
+        <w:rPr>
+          <w:rFonts w:hint="eastAsia"/>
+        </w:rPr>
       </w:pPr>
       <w:r>
         <w:rPr>
@@ -5558,23 +5811,14 @@
         <w:spacing w:before="0" w:after="0" w:line="377" w:lineRule="auto"/>
         <w:jc w:val="both"/>
         <w:rPr>
-          <w:rFonts w:ascii="微软雅黑" w:eastAsia="微软雅黑" w:hAnsi="微软雅黑"/>
-          <w:kern w:val="2"/>
-          <w:sz w:val="22"/>
-          <w:szCs w:val="22"/>
-        </w:rPr>
-      </w:pPr>
-      <w:bookmarkStart w:id="8" w:name="_旋转"/>
-      <w:bookmarkEnd w:id="8"/>
-      <w:r>
-        <w:rPr>
           <w:rFonts w:ascii="微软雅黑" w:eastAsia="微软雅黑" w:hAnsi="微软雅黑" w:hint="eastAsia"/>
           <w:kern w:val="2"/>
           <w:sz w:val="22"/>
           <w:szCs w:val="22"/>
         </w:rPr>
-        <w:t>1）</w:t>
-      </w:r>
+      </w:pPr>
+      <w:bookmarkStart w:id="8" w:name="_旋转"/>
+      <w:bookmarkEnd w:id="8"/>
       <w:r>
         <w:rPr>
           <w:rFonts w:ascii="微软雅黑" w:eastAsia="微软雅黑" w:hAnsi="微软雅黑" w:hint="eastAsia"/>
@@ -5582,6 +5826,15 @@
           <w:sz w:val="22"/>
           <w:szCs w:val="22"/>
         </w:rPr>
+        <w:t>1）</w:t>
+      </w:r>
+      <w:r>
+        <w:rPr>
+          <w:rFonts w:ascii="微软雅黑" w:eastAsia="微软雅黑" w:hAnsi="微软雅黑" w:hint="eastAsia"/>
+          <w:kern w:val="2"/>
+          <w:sz w:val="22"/>
+          <w:szCs w:val="22"/>
+        </w:rPr>
         <w:t>旋转</w:t>
       </w:r>
     </w:p>
@@ -5629,7 +5882,7 @@
         <w:spacing w:after="0"/>
         <w:jc w:val="center"/>
         <w:rPr>
-          <w:rFonts w:ascii="宋体" w:eastAsia="宋体" w:hAnsi="宋体" w:cs="宋体"/>
+          <w:rFonts w:ascii="宋体" w:eastAsia="宋体" w:hAnsi="宋体" w:cs="宋体" w:hint="eastAsia"/>
           <w:sz w:val="24"/>
           <w:szCs w:val="24"/>
         </w:rPr>
@@ -5698,7 +5951,7 @@
         <w:spacing w:after="0"/>
         <w:jc w:val="center"/>
         <w:rPr>
-          <w:rFonts w:ascii="宋体" w:eastAsia="宋体" w:hAnsi="宋体" w:cs="宋体"/>
+          <w:rFonts w:ascii="宋体" w:eastAsia="宋体" w:hAnsi="宋体" w:cs="宋体" w:hint="eastAsia"/>
           <w:sz w:val="24"/>
           <w:szCs w:val="24"/>
         </w:rPr>
@@ -5924,12 +6177,21 @@
         <w:t>可见前面章节</w:t>
       </w:r>
       <w:hyperlink w:anchor="_图层与镜头" w:history="1">
+        <w:proofErr w:type="gramStart"/>
         <w:r>
           <w:rPr>
             <w:rStyle w:val="a4"/>
             <w:rFonts w:hint="eastAsia"/>
           </w:rPr>
-          <w:t>图层与镜头</w:t>
+          <w:t>图层与</w:t>
+        </w:r>
+        <w:proofErr w:type="gramEnd"/>
+        <w:r>
+          <w:rPr>
+            <w:rStyle w:val="a4"/>
+            <w:rFonts w:hint="eastAsia"/>
+          </w:rPr>
+          <w:t>镜头</w:t>
         </w:r>
       </w:hyperlink>
       <w:r>
@@ -5955,23 +6217,14 @@
         <w:spacing w:before="0" w:after="0" w:line="377" w:lineRule="auto"/>
         <w:jc w:val="both"/>
         <w:rPr>
-          <w:rFonts w:ascii="微软雅黑" w:eastAsia="微软雅黑" w:hAnsi="微软雅黑"/>
-          <w:kern w:val="2"/>
-          <w:sz w:val="22"/>
-          <w:szCs w:val="22"/>
-        </w:rPr>
-      </w:pPr>
-      <w:bookmarkStart w:id="9" w:name="_缩放"/>
-      <w:bookmarkEnd w:id="9"/>
-      <w:r>
-        <w:rPr>
           <w:rFonts w:ascii="微软雅黑" w:eastAsia="微软雅黑" w:hAnsi="微软雅黑" w:hint="eastAsia"/>
           <w:kern w:val="2"/>
           <w:sz w:val="22"/>
           <w:szCs w:val="22"/>
         </w:rPr>
-        <w:t>2）</w:t>
-      </w:r>
+      </w:pPr>
+      <w:bookmarkStart w:id="9" w:name="_缩放"/>
+      <w:bookmarkEnd w:id="9"/>
       <w:r>
         <w:rPr>
           <w:rFonts w:ascii="微软雅黑" w:eastAsia="微软雅黑" w:hAnsi="微软雅黑" w:hint="eastAsia"/>
@@ -5979,6 +6232,15 @@
           <w:sz w:val="22"/>
           <w:szCs w:val="22"/>
         </w:rPr>
+        <w:t>2）</w:t>
+      </w:r>
+      <w:r>
+        <w:rPr>
+          <w:rFonts w:ascii="微软雅黑" w:eastAsia="微软雅黑" w:hAnsi="微软雅黑" w:hint="eastAsia"/>
+          <w:kern w:val="2"/>
+          <w:sz w:val="22"/>
+          <w:szCs w:val="22"/>
+        </w:rPr>
         <w:t>缩放</w:t>
       </w:r>
     </w:p>
@@ -6086,7 +6348,7 @@
         <w:spacing w:after="0"/>
         <w:jc w:val="center"/>
         <w:rPr>
-          <w:rFonts w:ascii="宋体" w:eastAsia="宋体" w:hAnsi="宋体" w:cs="宋体"/>
+          <w:rFonts w:ascii="宋体" w:eastAsia="宋体" w:hAnsi="宋体" w:cs="宋体" w:hint="eastAsia"/>
           <w:sz w:val="24"/>
           <w:szCs w:val="24"/>
         </w:rPr>
@@ -6155,7 +6417,7 @@
         <w:spacing w:after="0"/>
         <w:jc w:val="center"/>
         <w:rPr>
-          <w:rFonts w:ascii="宋体" w:eastAsia="宋体" w:hAnsi="宋体" w:cs="宋体"/>
+          <w:rFonts w:ascii="宋体" w:eastAsia="宋体" w:hAnsi="宋体" w:cs="宋体" w:hint="eastAsia"/>
           <w:sz w:val="24"/>
           <w:szCs w:val="24"/>
         </w:rPr>
@@ -6376,12 +6638,21 @@
         <w:t>可见前面章节</w:t>
       </w:r>
       <w:hyperlink w:anchor="_图层与镜头" w:history="1">
+        <w:proofErr w:type="gramStart"/>
         <w:r>
           <w:rPr>
             <w:rStyle w:val="a4"/>
             <w:rFonts w:hint="eastAsia"/>
           </w:rPr>
-          <w:t>图层与镜头</w:t>
+          <w:t>图层与</w:t>
+        </w:r>
+        <w:proofErr w:type="gramEnd"/>
+        <w:r>
+          <w:rPr>
+            <w:rStyle w:val="a4"/>
+            <w:rFonts w:hint="eastAsia"/>
+          </w:rPr>
+          <w:t>镜头</w:t>
         </w:r>
       </w:hyperlink>
       <w:r>
@@ -6401,23 +6672,14 @@
         <w:spacing w:before="0" w:after="0" w:line="377" w:lineRule="auto"/>
         <w:jc w:val="both"/>
         <w:rPr>
-          <w:rFonts w:ascii="微软雅黑" w:eastAsia="微软雅黑" w:hAnsi="微软雅黑"/>
-          <w:kern w:val="2"/>
-          <w:sz w:val="22"/>
-          <w:szCs w:val="22"/>
-        </w:rPr>
-      </w:pPr>
-      <w:bookmarkStart w:id="10" w:name="_翻转"/>
-      <w:bookmarkEnd w:id="10"/>
-      <w:r>
-        <w:rPr>
           <w:rFonts w:ascii="微软雅黑" w:eastAsia="微软雅黑" w:hAnsi="微软雅黑" w:hint="eastAsia"/>
           <w:kern w:val="2"/>
           <w:sz w:val="22"/>
           <w:szCs w:val="22"/>
         </w:rPr>
-        <w:t>3）</w:t>
-      </w:r>
+      </w:pPr>
+      <w:bookmarkStart w:id="10" w:name="_翻转"/>
+      <w:bookmarkEnd w:id="10"/>
       <w:r>
         <w:rPr>
           <w:rFonts w:ascii="微软雅黑" w:eastAsia="微软雅黑" w:hAnsi="微软雅黑" w:hint="eastAsia"/>
@@ -6425,6 +6687,15 @@
           <w:sz w:val="22"/>
           <w:szCs w:val="22"/>
         </w:rPr>
+        <w:t>3）</w:t>
+      </w:r>
+      <w:r>
+        <w:rPr>
+          <w:rFonts w:ascii="微软雅黑" w:eastAsia="微软雅黑" w:hAnsi="微软雅黑" w:hint="eastAsia"/>
+          <w:kern w:val="2"/>
+          <w:sz w:val="22"/>
+          <w:szCs w:val="22"/>
+        </w:rPr>
         <w:t>翻转</w:t>
       </w:r>
     </w:p>
@@ -6475,7 +6746,7 @@
         <w:spacing w:after="0"/>
         <w:jc w:val="center"/>
         <w:rPr>
-          <w:rFonts w:ascii="宋体" w:eastAsia="宋体" w:hAnsi="宋体" w:cs="宋体"/>
+          <w:rFonts w:ascii="宋体" w:eastAsia="宋体" w:hAnsi="宋体" w:cs="宋体" w:hint="eastAsia"/>
           <w:sz w:val="24"/>
           <w:szCs w:val="24"/>
         </w:rPr>
@@ -6544,7 +6815,7 @@
         <w:spacing w:after="0"/>
         <w:jc w:val="center"/>
         <w:rPr>
-          <w:rFonts w:ascii="宋体" w:eastAsia="宋体" w:hAnsi="宋体" w:cs="宋体"/>
+          <w:rFonts w:ascii="宋体" w:eastAsia="宋体" w:hAnsi="宋体" w:cs="宋体" w:hint="eastAsia"/>
           <w:sz w:val="24"/>
           <w:szCs w:val="24"/>
         </w:rPr>
@@ -6742,21 +7013,12 @@
         <w:spacing w:before="0" w:after="0" w:line="377" w:lineRule="auto"/>
         <w:jc w:val="both"/>
         <w:rPr>
-          <w:rFonts w:ascii="微软雅黑" w:eastAsia="微软雅黑" w:hAnsi="微软雅黑"/>
-          <w:kern w:val="2"/>
-          <w:sz w:val="22"/>
-          <w:szCs w:val="22"/>
-        </w:rPr>
-      </w:pPr>
-      <w:r>
-        <w:rPr>
           <w:rFonts w:ascii="微软雅黑" w:eastAsia="微软雅黑" w:hAnsi="微软雅黑" w:hint="eastAsia"/>
           <w:kern w:val="2"/>
           <w:sz w:val="22"/>
           <w:szCs w:val="22"/>
         </w:rPr>
-        <w:t>4）</w:t>
-      </w:r>
+      </w:pPr>
       <w:r>
         <w:rPr>
           <w:rFonts w:ascii="微软雅黑" w:eastAsia="微软雅黑" w:hAnsi="微软雅黑" w:hint="eastAsia"/>
@@ -6764,7 +7026,7 @@
           <w:sz w:val="22"/>
           <w:szCs w:val="22"/>
         </w:rPr>
-        <w:t>恢复</w:t>
+        <w:t>4）</w:t>
       </w:r>
       <w:r>
         <w:rPr>
@@ -6773,6 +7035,15 @@
           <w:sz w:val="22"/>
           <w:szCs w:val="22"/>
         </w:rPr>
+        <w:t>恢复</w:t>
+      </w:r>
+      <w:r>
+        <w:rPr>
+          <w:rFonts w:ascii="微软雅黑" w:eastAsia="微软雅黑" w:hAnsi="微软雅黑" w:hint="eastAsia"/>
+          <w:kern w:val="2"/>
+          <w:sz w:val="22"/>
+          <w:szCs w:val="22"/>
+        </w:rPr>
         <w:t>默认</w:t>
       </w:r>
     </w:p>
@@ -6803,7 +7074,7 @@
         <w:spacing w:after="0"/>
         <w:jc w:val="center"/>
         <w:rPr>
-          <w:rFonts w:ascii="宋体" w:eastAsia="宋体" w:hAnsi="宋体" w:cs="宋体"/>
+          <w:rFonts w:ascii="宋体" w:eastAsia="宋体" w:hAnsi="宋体" w:cs="宋体" w:hint="eastAsia"/>
           <w:sz w:val="24"/>
           <w:szCs w:val="24"/>
         </w:rPr>
@@ -6878,6 +7149,9 @@
     <w:p>
       <w:pPr>
         <w:pStyle w:val="3"/>
+        <w:rPr>
+          <w:rFonts w:hint="eastAsia"/>
+        </w:rPr>
       </w:pPr>
       <w:r>
         <w:rPr>
@@ -6896,19 +7170,19 @@
         <w:spacing w:before="0" w:after="0" w:line="377" w:lineRule="auto"/>
         <w:jc w:val="both"/>
         <w:rPr>
-          <w:rFonts w:ascii="微软雅黑" w:eastAsia="微软雅黑" w:hAnsi="微软雅黑"/>
-          <w:kern w:val="2"/>
-          <w:sz w:val="22"/>
-          <w:szCs w:val="22"/>
-        </w:rPr>
-      </w:pPr>
-      <w:r>
-        <w:rPr>
           <w:rFonts w:ascii="微软雅黑" w:eastAsia="微软雅黑" w:hAnsi="微软雅黑" w:hint="eastAsia"/>
           <w:kern w:val="2"/>
           <w:sz w:val="22"/>
           <w:szCs w:val="22"/>
         </w:rPr>
+      </w:pPr>
+      <w:r>
+        <w:rPr>
+          <w:rFonts w:ascii="微软雅黑" w:eastAsia="微软雅黑" w:hAnsi="微软雅黑" w:hint="eastAsia"/>
+          <w:kern w:val="2"/>
+          <w:sz w:val="22"/>
+          <w:szCs w:val="22"/>
+        </w:rPr>
         <w:t>1）整体平移</w:t>
       </w:r>
     </w:p>
@@ -6928,7 +7202,21 @@
         <w:rPr>
           <w:rFonts w:hint="eastAsia"/>
         </w:rPr>
-        <w:t>是指镜头控制的所有图层都平移一段距离。（可见</w:t>
+        <w:t>是指镜头控制的</w:t>
+      </w:r>
+      <w:proofErr w:type="gramStart"/>
+      <w:r>
+        <w:rPr>
+          <w:rFonts w:hint="eastAsia"/>
+        </w:rPr>
+        <w:t>所有图层都</w:t>
+      </w:r>
+      <w:proofErr w:type="gramEnd"/>
+      <w:r>
+        <w:rPr>
+          <w:rFonts w:hint="eastAsia"/>
+        </w:rPr>
+        <w:t>平移一段距离。（可见</w:t>
       </w:r>
       <w:hyperlink w:anchor="_2）镜头控制的图层" w:history="1">
         <w:r>
@@ -6943,8 +7231,17 @@
             <w:rStyle w:val="a4"/>
             <w:rFonts w:hint="eastAsia"/>
           </w:rPr>
-          <w:t>）镜头控制的图层</w:t>
+          <w:t>）镜头控制</w:t>
         </w:r>
+        <w:proofErr w:type="gramStart"/>
+        <w:r>
+          <w:rPr>
+            <w:rStyle w:val="a4"/>
+            <w:rFonts w:hint="eastAsia"/>
+          </w:rPr>
+          <w:t>的图层</w:t>
+        </w:r>
+        <w:proofErr w:type="gramEnd"/>
       </w:hyperlink>
       <w:r>
         <w:t xml:space="preserve"> </w:t>
@@ -7083,7 +7380,7 @@
         <w:spacing w:after="0"/>
         <w:jc w:val="center"/>
         <w:rPr>
-          <w:rFonts w:ascii="宋体" w:eastAsia="宋体" w:hAnsi="宋体" w:cs="宋体"/>
+          <w:rFonts w:ascii="宋体" w:eastAsia="宋体" w:hAnsi="宋体" w:cs="宋体" w:hint="eastAsia"/>
           <w:sz w:val="24"/>
           <w:szCs w:val="24"/>
         </w:rPr>
@@ -7432,7 +7729,7 @@
       <w:pPr>
         <w:spacing w:after="0"/>
         <w:rPr>
-          <w:rFonts w:ascii="微软雅黑" w:hAnsi="微软雅黑"/>
+          <w:rFonts w:ascii="微软雅黑" w:hAnsi="微软雅黑" w:hint="eastAsia"/>
           <w:kern w:val="2"/>
         </w:rPr>
       </w:pPr>
@@ -7443,7 +7740,7 @@
         <w:snapToGrid/>
         <w:spacing w:after="0"/>
         <w:rPr>
-          <w:rFonts w:ascii="微软雅黑" w:hAnsi="微软雅黑"/>
+          <w:rFonts w:ascii="微软雅黑" w:hAnsi="微软雅黑" w:hint="eastAsia"/>
           <w:kern w:val="2"/>
         </w:rPr>
       </w:pPr>
@@ -7464,7 +7761,7 @@
         <w:spacing w:before="0" w:after="0" w:line="377" w:lineRule="auto"/>
         <w:jc w:val="both"/>
         <w:rPr>
-          <w:rFonts w:ascii="微软雅黑" w:eastAsia="微软雅黑" w:hAnsi="微软雅黑"/>
+          <w:rFonts w:ascii="微软雅黑" w:eastAsia="微软雅黑" w:hAnsi="微软雅黑" w:hint="eastAsia"/>
           <w:kern w:val="2"/>
           <w:sz w:val="22"/>
           <w:szCs w:val="22"/>
@@ -7625,11 +7922,19 @@
         </w:rPr>
         <w:t>地图管理层</w:t>
       </w:r>
-      <w:r>
-        <w:rPr>
-          <w:rFonts w:hint="eastAsia"/>
-        </w:rPr>
-        <w:t>的图块是根据镜头位置，实时拼接的）</w:t>
+      <w:proofErr w:type="gramStart"/>
+      <w:r>
+        <w:rPr>
+          <w:rFonts w:hint="eastAsia"/>
+        </w:rPr>
+        <w:t>的图块是</w:t>
+      </w:r>
+      <w:proofErr w:type="gramEnd"/>
+      <w:r>
+        <w:rPr>
+          <w:rFonts w:hint="eastAsia"/>
+        </w:rPr>
+        <w:t>根据镜头位置，实时拼接的）</w:t>
       </w:r>
     </w:p>
     <w:p>
@@ -7639,7 +7944,7 @@
         <w:spacing w:after="0"/>
         <w:jc w:val="center"/>
         <w:rPr>
-          <w:rFonts w:ascii="宋体" w:eastAsia="宋体" w:hAnsi="宋体" w:cs="宋体"/>
+          <w:rFonts w:ascii="宋体" w:eastAsia="宋体" w:hAnsi="宋体" w:cs="宋体" w:hint="eastAsia"/>
           <w:sz w:val="24"/>
           <w:szCs w:val="24"/>
         </w:rPr>
@@ -7717,7 +8022,7 @@
         <w:spacing w:after="0"/>
         <w:jc w:val="center"/>
         <w:rPr>
-          <w:rFonts w:ascii="宋体" w:eastAsia="宋体" w:hAnsi="宋体" w:cs="宋体"/>
+          <w:rFonts w:ascii="宋体" w:eastAsia="宋体" w:hAnsi="宋体" w:cs="宋体" w:hint="eastAsia"/>
           <w:sz w:val="24"/>
           <w:szCs w:val="24"/>
         </w:rPr>
@@ -7792,6 +8097,9 @@
     <w:p>
       <w:pPr>
         <w:pStyle w:val="3"/>
+        <w:rPr>
+          <w:rFonts w:hint="eastAsia"/>
+        </w:rPr>
       </w:pPr>
       <w:r>
         <w:rPr>
@@ -7834,9 +8142,11 @@
         </w:rPr>
         <w:t xml:space="preserve"> </w:t>
       </w:r>
+      <w:proofErr w:type="gramStart"/>
       <w:r>
         <w:t>”</w:t>
       </w:r>
+      <w:proofErr w:type="gramEnd"/>
       <w:r>
         <w:rPr>
           <w:rFonts w:hint="eastAsia"/>
@@ -7855,8 +8165,13 @@
         </w:rPr>
         <w:t>刷新</w:t>
       </w:r>
-      <w:r>
-        <w:t xml:space="preserve">” </w:t>
+      <w:proofErr w:type="gramStart"/>
+      <w:r>
+        <w:t>”</w:t>
+      </w:r>
+      <w:proofErr w:type="gramEnd"/>
+      <w:r>
+        <w:t xml:space="preserve"> </w:t>
       </w:r>
       <w:r>
         <w:rPr>
@@ -7870,7 +8185,7 @@
         <w:spacing w:after="0"/>
         <w:jc w:val="center"/>
         <w:rPr>
-          <w:rFonts w:ascii="宋体" w:eastAsia="宋体" w:hAnsi="宋体" w:cs="宋体"/>
+          <w:rFonts w:ascii="宋体" w:eastAsia="宋体" w:hAnsi="宋体" w:cs="宋体" w:hint="eastAsia"/>
           <w:sz w:val="24"/>
           <w:szCs w:val="24"/>
         </w:rPr>
@@ -8039,7 +8354,7 @@
           <w:noProof/>
         </w:rPr>
         <w:drawing>
-          <wp:inline distT="0" distB="0" distL="0" distR="0" wp14:anchorId="412A99D1" wp14:editId="75A0DCD3">
+          <wp:inline distT="0" distB="0" distL="0" distR="0" wp14:anchorId="412A99D1" wp14:editId="118861E9">
             <wp:extent cx="3433683" cy="2682240"/>
             <wp:effectExtent l="0" t="0" r="0" b="3810"/>
             <wp:docPr id="14" name="图片 14" descr="F:\rpg mv箱\R_~Z1ZY$((W`L_6Q2L(%FMH.jpg"/>
@@ -8142,7 +8457,7 @@
           <w:noProof/>
         </w:rPr>
         <w:drawing>
-          <wp:inline distT="0" distB="0" distL="0" distR="0" wp14:anchorId="4F633554" wp14:editId="7D245369">
+          <wp:inline distT="0" distB="0" distL="0" distR="0" wp14:anchorId="4F633554" wp14:editId="14295AAD">
             <wp:extent cx="3509825" cy="2697480"/>
             <wp:effectExtent l="0" t="0" r="0" b="7620"/>
             <wp:docPr id="15" name="图片 15" descr="F:\rpg mv箱\Y8365$I)9Z_TAZ{45KE{H$J.jpg"/>
@@ -8288,6 +8603,9 @@
     <w:p>
       <w:pPr>
         <w:pStyle w:val="3"/>
+        <w:rPr>
+          <w:rFonts w:hint="eastAsia"/>
+        </w:rPr>
       </w:pPr>
       <w:r>
         <w:rPr>
@@ -8306,7 +8624,7 @@
         <w:spacing w:before="0" w:after="0" w:line="377" w:lineRule="auto"/>
         <w:jc w:val="both"/>
         <w:rPr>
-          <w:rFonts w:ascii="微软雅黑" w:eastAsia="微软雅黑" w:hAnsi="微软雅黑"/>
+          <w:rFonts w:ascii="微软雅黑" w:eastAsia="微软雅黑" w:hAnsi="微软雅黑" w:hint="eastAsia"/>
           <w:kern w:val="2"/>
           <w:sz w:val="22"/>
           <w:szCs w:val="22"/>
@@ -8608,21 +8926,21 @@
         <w:spacing w:before="0" w:after="0" w:line="377" w:lineRule="auto"/>
         <w:jc w:val="both"/>
         <w:rPr>
+          <w:rFonts w:ascii="微软雅黑" w:eastAsia="微软雅黑" w:hAnsi="微软雅黑" w:hint="eastAsia"/>
+          <w:kern w:val="2"/>
+          <w:sz w:val="22"/>
+          <w:szCs w:val="22"/>
+        </w:rPr>
+      </w:pPr>
+      <w:bookmarkStart w:id="11" w:name="_2）整体平移兼容问题"/>
+      <w:bookmarkEnd w:id="11"/>
+      <w:r>
+        <w:rPr>
           <w:rFonts w:ascii="微软雅黑" w:eastAsia="微软雅黑" w:hAnsi="微软雅黑"/>
           <w:kern w:val="2"/>
           <w:sz w:val="22"/>
           <w:szCs w:val="22"/>
         </w:rPr>
-      </w:pPr>
-      <w:bookmarkStart w:id="11" w:name="_2）整体平移兼容问题"/>
-      <w:bookmarkEnd w:id="11"/>
-      <w:r>
-        <w:rPr>
-          <w:rFonts w:ascii="微软雅黑" w:eastAsia="微软雅黑" w:hAnsi="微软雅黑"/>
-          <w:kern w:val="2"/>
-          <w:sz w:val="22"/>
-          <w:szCs w:val="22"/>
-        </w:rPr>
         <w:lastRenderedPageBreak/>
         <w:t>2</w:t>
       </w:r>
@@ -8707,7 +9025,7 @@
         <w:spacing w:after="0"/>
         <w:jc w:val="center"/>
         <w:rPr>
-          <w:rFonts w:ascii="宋体" w:eastAsia="宋体" w:hAnsi="宋体" w:cs="宋体"/>
+          <w:rFonts w:ascii="宋体" w:eastAsia="宋体" w:hAnsi="宋体" w:cs="宋体" w:hint="eastAsia"/>
           <w:sz w:val="24"/>
           <w:szCs w:val="24"/>
         </w:rPr>
@@ -8720,7 +9038,7 @@
           <w:szCs w:val="24"/>
         </w:rPr>
         <w:drawing>
-          <wp:inline distT="0" distB="0" distL="0" distR="0" wp14:anchorId="4C0BEDE7" wp14:editId="2D38F539">
+          <wp:inline distT="0" distB="0" distL="0" distR="0" wp14:anchorId="4C0BEDE7" wp14:editId="58A384C5">
             <wp:extent cx="2941320" cy="2401995"/>
             <wp:effectExtent l="0" t="0" r="0" b="0"/>
             <wp:docPr id="60" name="图片 60"/>
@@ -8787,7 +9105,7 @@
         <w:spacing w:after="0"/>
         <w:jc w:val="center"/>
         <w:rPr>
-          <w:rFonts w:ascii="宋体" w:eastAsia="宋体" w:hAnsi="宋体" w:cs="宋体"/>
+          <w:rFonts w:ascii="宋体" w:eastAsia="宋体" w:hAnsi="宋体" w:cs="宋体" w:hint="eastAsia"/>
           <w:sz w:val="24"/>
           <w:szCs w:val="24"/>
         </w:rPr>
@@ -8800,7 +9118,7 @@
           <w:szCs w:val="24"/>
         </w:rPr>
         <w:drawing>
-          <wp:inline distT="0" distB="0" distL="0" distR="0" wp14:anchorId="2BA7FBB6" wp14:editId="0A31A2A3">
+          <wp:inline distT="0" distB="0" distL="0" distR="0" wp14:anchorId="2BA7FBB6" wp14:editId="33AEEC14">
             <wp:extent cx="2918262" cy="2404948"/>
             <wp:effectExtent l="0" t="0" r="0" b="0"/>
             <wp:docPr id="59" name="图片 59"/>
@@ -8863,6 +9181,9 @@
     <w:p>
       <w:pPr>
         <w:pStyle w:val="2"/>
+        <w:rPr>
+          <w:rFonts w:hint="eastAsia"/>
+        </w:rPr>
       </w:pPr>
       <w:r>
         <w:rPr>
@@ -8875,6 +9196,9 @@
     <w:p>
       <w:pPr>
         <w:pStyle w:val="3"/>
+        <w:rPr>
+          <w:rFonts w:hint="eastAsia"/>
+        </w:rPr>
       </w:pPr>
       <w:bookmarkStart w:id="12" w:name="_镜头墙"/>
       <w:bookmarkEnd w:id="12"/>
@@ -8976,6 +9300,7 @@
       </w:r>
     </w:p>
     <w:p>
+      <w:proofErr w:type="gramStart"/>
       <w:r>
         <w:rPr>
           <w:rFonts w:hint="eastAsia"/>
@@ -8984,6 +9309,7 @@
         </w:rPr>
         <w:t>镜头墙只在</w:t>
       </w:r>
+      <w:proofErr w:type="gramEnd"/>
       <w:r>
         <w:rPr>
           <w:rFonts w:hint="eastAsia"/>
@@ -9023,7 +9349,15 @@
         <w:t>，</w:t>
       </w:r>
       <w:r>
-        <w:t>观光模式下镜头墙会失效。</w:t>
+        <w:t>观光模式下</w:t>
+      </w:r>
+      <w:proofErr w:type="gramStart"/>
+      <w:r>
+        <w:t>镜头墙会失效</w:t>
+      </w:r>
+      <w:proofErr w:type="gramEnd"/>
+      <w:r>
+        <w:t>。</w:t>
       </w:r>
     </w:p>
     <w:p>
@@ -9035,19 +9369,19 @@
         <w:spacing w:before="0" w:after="0" w:line="377" w:lineRule="auto"/>
         <w:jc w:val="both"/>
         <w:rPr>
-          <w:rFonts w:ascii="微软雅黑" w:eastAsia="微软雅黑" w:hAnsi="微软雅黑"/>
-          <w:kern w:val="2"/>
-          <w:sz w:val="22"/>
-          <w:szCs w:val="22"/>
-        </w:rPr>
-      </w:pPr>
-      <w:r>
-        <w:rPr>
           <w:rFonts w:ascii="微软雅黑" w:eastAsia="微软雅黑" w:hAnsi="微软雅黑" w:hint="eastAsia"/>
           <w:kern w:val="2"/>
           <w:sz w:val="22"/>
           <w:szCs w:val="22"/>
         </w:rPr>
+      </w:pPr>
+      <w:r>
+        <w:rPr>
+          <w:rFonts w:ascii="微软雅黑" w:eastAsia="微软雅黑" w:hAnsi="微软雅黑" w:hint="eastAsia"/>
+          <w:kern w:val="2"/>
+          <w:sz w:val="22"/>
+          <w:szCs w:val="22"/>
+        </w:rPr>
         <w:t>1）单向墙</w:t>
       </w:r>
     </w:p>
@@ -9078,7 +9412,21 @@
         <w:rPr>
           <w:rFonts w:hint="eastAsia"/>
         </w:rPr>
-        <w:t>，则会被墙阻挡，只要在</w:t>
+        <w:t>，则</w:t>
+      </w:r>
+      <w:proofErr w:type="gramStart"/>
+      <w:r>
+        <w:rPr>
+          <w:rFonts w:hint="eastAsia"/>
+        </w:rPr>
+        <w:t>会被墙阻挡</w:t>
+      </w:r>
+      <w:proofErr w:type="gramEnd"/>
+      <w:r>
+        <w:rPr>
+          <w:rFonts w:hint="eastAsia"/>
+        </w:rPr>
+        <w:t>，只要在</w:t>
       </w:r>
       <w:r>
         <w:rPr>
@@ -9195,19 +9543,19 @@
         <w:spacing w:before="0" w:after="0" w:line="377" w:lineRule="auto"/>
         <w:jc w:val="both"/>
         <w:rPr>
+          <w:rFonts w:ascii="微软雅黑" w:eastAsia="微软雅黑" w:hAnsi="微软雅黑" w:hint="eastAsia"/>
+          <w:kern w:val="2"/>
+          <w:sz w:val="22"/>
+          <w:szCs w:val="22"/>
+        </w:rPr>
+      </w:pPr>
+      <w:r>
+        <w:rPr>
           <w:rFonts w:ascii="微软雅黑" w:eastAsia="微软雅黑" w:hAnsi="微软雅黑"/>
           <w:kern w:val="2"/>
           <w:sz w:val="22"/>
           <w:szCs w:val="22"/>
         </w:rPr>
-      </w:pPr>
-      <w:r>
-        <w:rPr>
-          <w:rFonts w:ascii="微软雅黑" w:eastAsia="微软雅黑" w:hAnsi="微软雅黑"/>
-          <w:kern w:val="2"/>
-          <w:sz w:val="22"/>
-          <w:szCs w:val="22"/>
-        </w:rPr>
         <w:t>2</w:t>
       </w:r>
       <w:r>
@@ -9228,7 +9576,49 @@
         <w:rPr>
           <w:rFonts w:hint="eastAsia"/>
         </w:rPr>
-        <w:t>一个事件可以同时拥有左墙和右墙，玩家在事件左边，右墙失效，左墙启用。而玩家去事件右边，右墙启用，左墙失效。可以使得镜头有隔墙划分的效果。</w:t>
+        <w:t>一个事件可以同时拥有左墙和右墙，玩家在事件左边，</w:t>
+      </w:r>
+      <w:proofErr w:type="gramStart"/>
+      <w:r>
+        <w:rPr>
+          <w:rFonts w:hint="eastAsia"/>
+        </w:rPr>
+        <w:t>右墙失效</w:t>
+      </w:r>
+      <w:proofErr w:type="gramEnd"/>
+      <w:r>
+        <w:rPr>
+          <w:rFonts w:hint="eastAsia"/>
+        </w:rPr>
+        <w:t>，左墙启用。而玩家</w:t>
+      </w:r>
+      <w:proofErr w:type="gramStart"/>
+      <w:r>
+        <w:rPr>
+          <w:rFonts w:hint="eastAsia"/>
+        </w:rPr>
+        <w:t>去事件</w:t>
+      </w:r>
+      <w:proofErr w:type="gramEnd"/>
+      <w:r>
+        <w:rPr>
+          <w:rFonts w:hint="eastAsia"/>
+        </w:rPr>
+        <w:t>右边，</w:t>
+      </w:r>
+      <w:proofErr w:type="gramStart"/>
+      <w:r>
+        <w:rPr>
+          <w:rFonts w:hint="eastAsia"/>
+        </w:rPr>
+        <w:t>右墙启用</w:t>
+      </w:r>
+      <w:proofErr w:type="gramEnd"/>
+      <w:r>
+        <w:rPr>
+          <w:rFonts w:hint="eastAsia"/>
+        </w:rPr>
+        <w:t>，左墙失效。可以使得镜头有隔墙划分的效果。</w:t>
       </w:r>
     </w:p>
     <w:p>
@@ -9329,7 +9719,21 @@
         <w:rPr>
           <w:rFonts w:hint="eastAsia"/>
         </w:rPr>
-        <w:t>需要注意的是，左墙右墙的实际位置都在事件的</w:t>
+        <w:t>需要注意的是，左</w:t>
+      </w:r>
+      <w:proofErr w:type="gramStart"/>
+      <w:r>
+        <w:rPr>
+          <w:rFonts w:hint="eastAsia"/>
+        </w:rPr>
+        <w:t>墙右墙</w:t>
+      </w:r>
+      <w:proofErr w:type="gramEnd"/>
+      <w:r>
+        <w:rPr>
+          <w:rFonts w:hint="eastAsia"/>
+        </w:rPr>
+        <w:t>的实际位置都在事件的</w:t>
       </w:r>
       <w:r>
         <w:rPr>
@@ -9368,19 +9772,19 @@
         <w:spacing w:before="0" w:after="0" w:line="377" w:lineRule="auto"/>
         <w:jc w:val="both"/>
         <w:rPr>
-          <w:rFonts w:ascii="微软雅黑" w:eastAsia="微软雅黑" w:hAnsi="微软雅黑"/>
-          <w:kern w:val="2"/>
-          <w:sz w:val="22"/>
-          <w:szCs w:val="22"/>
-        </w:rPr>
-      </w:pPr>
-      <w:r>
-        <w:rPr>
           <w:rFonts w:ascii="微软雅黑" w:eastAsia="微软雅黑" w:hAnsi="微软雅黑" w:hint="eastAsia"/>
           <w:kern w:val="2"/>
           <w:sz w:val="22"/>
           <w:szCs w:val="22"/>
         </w:rPr>
+      </w:pPr>
+      <w:r>
+        <w:rPr>
+          <w:rFonts w:ascii="微软雅黑" w:eastAsia="微软雅黑" w:hAnsi="微软雅黑" w:hint="eastAsia"/>
+          <w:kern w:val="2"/>
+          <w:sz w:val="22"/>
+          <w:szCs w:val="22"/>
+        </w:rPr>
         <w:t>3）宽地图中的墙</w:t>
       </w:r>
     </w:p>
@@ -9401,7 +9805,21 @@
         <w:rPr>
           <w:rFonts w:hint="eastAsia"/>
         </w:rPr>
-        <w:t>，那么镜头就会被事件的镜头墙顶起。</w:t>
+        <w:t>，那么镜头就会</w:t>
+      </w:r>
+      <w:proofErr w:type="gramStart"/>
+      <w:r>
+        <w:rPr>
+          <w:rFonts w:hint="eastAsia"/>
+        </w:rPr>
+        <w:t>被事件</w:t>
+      </w:r>
+      <w:proofErr w:type="gramEnd"/>
+      <w:r>
+        <w:rPr>
+          <w:rFonts w:hint="eastAsia"/>
+        </w:rPr>
+        <w:t>的镜头墙顶起。</w:t>
       </w:r>
       <w:r>
         <w:rPr>
@@ -9422,12 +9840,14 @@
         </w:rPr>
         <w:t>，</w:t>
       </w:r>
+      <w:proofErr w:type="gramStart"/>
       <w:r>
         <w:rPr>
           <w:rFonts w:hint="eastAsia"/>
         </w:rPr>
         <w:t>会被墙阻挡</w:t>
       </w:r>
+      <w:proofErr w:type="gramEnd"/>
       <w:r>
         <w:rPr>
           <w:rFonts w:hint="eastAsia"/>
@@ -9552,19 +9972,19 @@
         <w:spacing w:before="0" w:after="0" w:line="377" w:lineRule="auto"/>
         <w:jc w:val="both"/>
         <w:rPr>
+          <w:rFonts w:ascii="微软雅黑" w:eastAsia="微软雅黑" w:hAnsi="微软雅黑" w:hint="eastAsia"/>
+          <w:kern w:val="2"/>
+          <w:sz w:val="22"/>
+          <w:szCs w:val="22"/>
+        </w:rPr>
+      </w:pPr>
+      <w:r>
+        <w:rPr>
           <w:rFonts w:ascii="微软雅黑" w:eastAsia="微软雅黑" w:hAnsi="微软雅黑"/>
           <w:kern w:val="2"/>
           <w:sz w:val="22"/>
           <w:szCs w:val="22"/>
         </w:rPr>
-      </w:pPr>
-      <w:r>
-        <w:rPr>
-          <w:rFonts w:ascii="微软雅黑" w:eastAsia="微软雅黑" w:hAnsi="微软雅黑"/>
-          <w:kern w:val="2"/>
-          <w:sz w:val="22"/>
-          <w:szCs w:val="22"/>
-        </w:rPr>
         <w:lastRenderedPageBreak/>
         <w:t>4</w:t>
       </w:r>
@@ -9605,11 +10025,19 @@
       </w:r>
     </w:p>
     <w:p>
-      <w:r>
-        <w:rPr>
-          <w:rFonts w:hint="eastAsia"/>
-        </w:rPr>
-        <w:t>镜头墙会仍然保持阻塞，挤压镜头，造成向左上方放大。</w:t>
+      <w:proofErr w:type="gramStart"/>
+      <w:r>
+        <w:rPr>
+          <w:rFonts w:hint="eastAsia"/>
+        </w:rPr>
+        <w:t>镜头墙会仍然</w:t>
+      </w:r>
+      <w:proofErr w:type="gramEnd"/>
+      <w:r>
+        <w:rPr>
+          <w:rFonts w:hint="eastAsia"/>
+        </w:rPr>
+        <w:t>保持阻塞，挤压镜头，造成向左上方放大。</w:t>
       </w:r>
     </w:p>
     <w:p>
@@ -9752,7 +10180,7 @@
         <w:spacing w:before="0" w:after="0" w:line="377" w:lineRule="auto"/>
         <w:jc w:val="both"/>
         <w:rPr>
-          <w:rFonts w:ascii="微软雅黑" w:eastAsia="微软雅黑" w:hAnsi="微软雅黑"/>
+          <w:rFonts w:ascii="微软雅黑" w:eastAsia="微软雅黑" w:hAnsi="微软雅黑" w:hint="eastAsia"/>
           <w:kern w:val="2"/>
           <w:sz w:val="22"/>
           <w:szCs w:val="22"/>
@@ -9988,8 +10416,16 @@
         <w:rPr>
           <w:rFonts w:hint="eastAsia"/>
         </w:rPr>
-        <w:t>，可得出镜头占图块</w:t>
-      </w:r>
+        <w:t>，可得出镜头</w:t>
+      </w:r>
+      <w:proofErr w:type="gramStart"/>
+      <w:r>
+        <w:rPr>
+          <w:rFonts w:hint="eastAsia"/>
+        </w:rPr>
+        <w:t>占图块</w:t>
+      </w:r>
+      <w:proofErr w:type="gramEnd"/>
       <w:r>
         <w:rPr>
           <w:rFonts w:hint="eastAsia"/>
@@ -10076,6 +10512,7 @@
         </w:rPr>
         <w:t>左右</w:t>
       </w:r>
+      <w:proofErr w:type="gramStart"/>
       <w:r>
         <w:rPr>
           <w:rFonts w:hint="eastAsia"/>
@@ -10088,6 +10525,7 @@
         </w:rPr>
         <w:t>会失效</w:t>
       </w:r>
+      <w:proofErr w:type="gramEnd"/>
       <w:r>
         <w:rPr>
           <w:rFonts w:hint="eastAsia"/>
@@ -10139,7 +10577,21 @@
         <w:rPr>
           <w:rFonts w:hint="eastAsia"/>
         </w:rPr>
-        <w:t>的范围内，放置上下镜头墙会失效。</w:t>
+        <w:t>的范围内，放置上下</w:t>
+      </w:r>
+      <w:proofErr w:type="gramStart"/>
+      <w:r>
+        <w:rPr>
+          <w:rFonts w:hint="eastAsia"/>
+        </w:rPr>
+        <w:t>镜头墙会失效</w:t>
+      </w:r>
+      <w:proofErr w:type="gramEnd"/>
+      <w:r>
+        <w:rPr>
+          <w:rFonts w:hint="eastAsia"/>
+        </w:rPr>
+        <w:t>。</w:t>
       </w:r>
     </w:p>
     <w:p>
@@ -10149,10 +10601,10 @@
       </w:pPr>
       <w:r>
         <w:object w:dxaOrig="8377" w:dyaOrig="6457" w14:anchorId="40158DE7">
-          <v:shape id="_x0000_i1028" type="#_x0000_t75" style="width:204.75pt;height:158.25pt" o:ole="">
+          <v:shape id="_x0000_i1028" type="#_x0000_t75" style="width:204.6pt;height:158.4pt" o:ole="">
             <v:imagedata r:id="rId63" o:title=""/>
           </v:shape>
-          <o:OLEObject Type="Embed" ProgID="Visio.Drawing.15" ShapeID="_x0000_i1028" DrawAspect="Content" ObjectID="_1776519171" r:id="rId64"/>
+          <o:OLEObject Type="Embed" ProgID="Visio.Drawing.15" ShapeID="_x0000_i1028" DrawAspect="Content" ObjectID="_1832085687" r:id="rId64"/>
         </w:object>
       </w:r>
     </w:p>
@@ -10200,7 +10652,21 @@
         <w:rPr>
           <w:rFonts w:hint="eastAsia"/>
         </w:rPr>
-        <w:t>镜头墙如果放在</w:t>
+        <w:t>镜头</w:t>
+      </w:r>
+      <w:proofErr w:type="gramStart"/>
+      <w:r>
+        <w:rPr>
+          <w:rFonts w:hint="eastAsia"/>
+        </w:rPr>
+        <w:t>墙如果</w:t>
+      </w:r>
+      <w:proofErr w:type="gramEnd"/>
+      <w:r>
+        <w:rPr>
+          <w:rFonts w:hint="eastAsia"/>
+        </w:rPr>
+        <w:t>放在</w:t>
       </w:r>
       <w:r>
         <w:rPr>
@@ -10275,7 +10741,7 @@
         <w:spacing w:after="0"/>
         <w:jc w:val="center"/>
         <w:rPr>
-          <w:rFonts w:ascii="宋体" w:eastAsia="宋体" w:hAnsi="宋体" w:cs="宋体"/>
+          <w:rFonts w:ascii="宋体" w:eastAsia="宋体" w:hAnsi="宋体" w:cs="宋体" w:hint="eastAsia"/>
           <w:sz w:val="24"/>
           <w:szCs w:val="24"/>
         </w:rPr>
@@ -10288,7 +10754,7 @@
           <w:szCs w:val="24"/>
         </w:rPr>
         <w:drawing>
-          <wp:inline distT="0" distB="0" distL="0" distR="0" wp14:anchorId="0C28EEEA" wp14:editId="5CDC4AE2">
+          <wp:inline distT="0" distB="0" distL="0" distR="0" wp14:anchorId="0C28EEEA" wp14:editId="529B87A0">
             <wp:extent cx="3153905" cy="1890597"/>
             <wp:effectExtent l="0" t="0" r="8890" b="0"/>
             <wp:docPr id="47" name="图片 47"/>
@@ -10390,7 +10856,14 @@
         <w:rPr>
           <w:rFonts w:hint="eastAsia"/>
         </w:rPr>
-        <w:t>镜头墙</w:t>
+        <w:t>镜头</w:t>
+      </w:r>
+      <w:proofErr w:type="gramStart"/>
+      <w:r>
+        <w:rPr>
+          <w:rFonts w:hint="eastAsia"/>
+        </w:rPr>
+        <w:t>墙</w:t>
       </w:r>
       <w:r>
         <w:rPr>
@@ -10398,6 +10871,7 @@
         </w:rPr>
         <w:t>处于</w:t>
       </w:r>
+      <w:proofErr w:type="gramEnd"/>
       <w:r>
         <w:rPr>
           <w:rFonts w:hint="eastAsia"/>
@@ -10445,7 +10919,7 @@
         <w:spacing w:after="0"/>
         <w:jc w:val="center"/>
         <w:rPr>
-          <w:rFonts w:ascii="宋体" w:eastAsia="宋体" w:hAnsi="宋体" w:cs="宋体"/>
+          <w:rFonts w:ascii="宋体" w:eastAsia="宋体" w:hAnsi="宋体" w:cs="宋体" w:hint="eastAsia"/>
           <w:sz w:val="24"/>
           <w:szCs w:val="24"/>
         </w:rPr>
@@ -10690,7 +11164,21 @@
         <w:rPr>
           <w:rFonts w:hint="eastAsia"/>
         </w:rPr>
-        <w:t>如果镜头被镜头墙挡住时，玩家走的位置太远，镜头会重新考虑最短路径，可能会向反方向移动。</w:t>
+        <w:t>如果镜头被镜头墙挡住时，</w:t>
+      </w:r>
+      <w:proofErr w:type="gramStart"/>
+      <w:r>
+        <w:rPr>
+          <w:rFonts w:hint="eastAsia"/>
+        </w:rPr>
+        <w:t>玩家走</w:t>
+      </w:r>
+      <w:proofErr w:type="gramEnd"/>
+      <w:r>
+        <w:rPr>
+          <w:rFonts w:hint="eastAsia"/>
+        </w:rPr>
+        <w:t>的位置太远，镜头会重新考虑最短路径，可能会向反方向移动。</w:t>
       </w:r>
     </w:p>
     <w:p>
@@ -10700,10 +11188,10 @@
       </w:pPr>
       <w:r>
         <w:object w:dxaOrig="8148" w:dyaOrig="7201" w14:anchorId="6AB75832">
-          <v:shape id="_x0000_i1029" type="#_x0000_t75" style="width:341.25pt;height:300.75pt" o:ole="">
+          <v:shape id="_x0000_i1029" type="#_x0000_t75" style="width:341.4pt;height:300.6pt" o:ole="">
             <v:imagedata r:id="rId68" o:title=""/>
           </v:shape>
-          <o:OLEObject Type="Embed" ProgID="Visio.Drawing.15" ShapeID="_x0000_i1029" DrawAspect="Content" ObjectID="_1776519172" r:id="rId69"/>
+          <o:OLEObject Type="Embed" ProgID="Visio.Drawing.15" ShapeID="_x0000_i1029" DrawAspect="Content" ObjectID="_1832085688" r:id="rId69"/>
         </w:object>
       </w:r>
     </w:p>
@@ -10777,6 +11265,9 @@
     <w:p>
       <w:pPr>
         <w:pStyle w:val="3"/>
+        <w:rPr>
+          <w:rFonts w:hint="eastAsia"/>
+        </w:rPr>
       </w:pPr>
       <w:bookmarkStart w:id="14" w:name="_视野触发"/>
       <w:bookmarkEnd w:id="14"/>
@@ -10965,7 +11456,7 @@
         <w:spacing w:after="0"/>
         <w:jc w:val="center"/>
         <w:rPr>
-          <w:rFonts w:ascii="宋体" w:eastAsia="宋体" w:hAnsi="宋体" w:cs="宋体"/>
+          <w:rFonts w:ascii="宋体" w:eastAsia="宋体" w:hAnsi="宋体" w:cs="宋体" w:hint="eastAsia"/>
           <w:sz w:val="24"/>
           <w:szCs w:val="24"/>
         </w:rPr>
@@ -11062,15 +11553,19 @@
         </w:rPr>
         <w:t>的</w:t>
       </w:r>
+      <w:proofErr w:type="gramStart"/>
       <w:r>
         <w:t>”</w:t>
       </w:r>
+      <w:proofErr w:type="gramEnd"/>
       <w:r>
         <w:t>发现秘密声</w:t>
       </w:r>
+      <w:proofErr w:type="gramStart"/>
       <w:r>
         <w:t>”</w:t>
       </w:r>
+      <w:proofErr w:type="gramEnd"/>
       <w:r>
         <w:rPr>
           <w:rFonts w:hint="eastAsia"/>
@@ -11226,7 +11721,7 @@
 </file>
 
 <file path=word/endnotes.xml><?xml version="1.0" encoding="utf-8"?>
-<w:endnotes xmlns:wpc="http://schemas.microsoft.com/office/word/2010/wordprocessingCanvas" xmlns:cx="http://schemas.microsoft.com/office/drawing/2014/chartex" xmlns:cx1="http://schemas.microsoft.com/office/drawing/2015/9/8/chartex" xmlns:cx2="http://schemas.microsoft.com/office/drawing/2015/10/21/chartex" xmlns:cx3="http://schemas.microsoft.com/office/drawing/2016/5/9/chartex" xmlns:cx4="http://schemas.microsoft.com/office/drawing/2016/5/10/chartex" xmlns:cx5="http://schemas.microsoft.com/office/drawing/2016/5/11/chartex" xmlns:cx6="http://schemas.microsoft.com/office/drawing/2016/5/12/chartex" xmlns:cx7="http://schemas.microsoft.com/office/drawing/2016/5/13/chartex" xmlns:cx8="http://schemas.microsoft.com/office/drawing/2016/5/14/chartex" xmlns:mc="http://schemas.openxmlformats.org/markup-compatibility/2006" xmlns:aink="http://schemas.microsoft.com/office/drawing/2016/ink" xmlns:am3d="http://schemas.microsoft.com/office/drawing/2017/model3d" xmlns:o="urn:schemas-microsoft-com:office:office" xmlns:oel="http://schemas.microsoft.com/office/2019/extlst" xmlns:r="http://schemas.openxmlformats.org/officeDocument/2006/relationships" xmlns:m="http://schemas.openxmlformats.org/officeDocument/2006/math" xmlns:v="urn:schemas-microsoft-com:vml" xmlns:wp14="http://schemas.microsoft.com/office/word/2010/wordprocessingDrawing" xmlns:wp="http://schemas.openxmlformats.org/drawingml/2006/wordprocessingDrawing" xmlns:w10="urn:schemas-microsoft-com:office:word" xmlns:w="http://schemas.openxmlformats.org/wordprocessingml/2006/main" xmlns:w14="http://schemas.microsoft.com/office/word/2010/wordml" xmlns:w15="http://schemas.microsoft.com/office/word/2012/wordml" xmlns:w16cex="http://schemas.microsoft.com/office/word/2018/wordml/cex" xmlns:w16cid="http://schemas.microsoft.com/office/word/2016/wordml/cid" xmlns:w16="http://schemas.microsoft.com/office/word/2018/wordml" xmlns:w16du="http://schemas.microsoft.com/office/word/2023/wordml/word16du" xmlns:w16sdtdh="http://schemas.microsoft.com/office/word/2020/wordml/sdtdatahash" xmlns:w16se="http://schemas.microsoft.com/office/word/2015/wordml/symex" xmlns:wpg="http://schemas.microsoft.com/office/word/2010/wordprocessingGroup" xmlns:wpi="http://schemas.microsoft.com/office/word/2010/wordprocessingInk" xmlns:wne="http://schemas.microsoft.com/office/word/2006/wordml" xmlns:wps="http://schemas.microsoft.com/office/word/2010/wordprocessingShape" mc:Ignorable="w14 w15 w16se w16cid w16 w16cex w16sdtdh w16du wp14">
+<w:endnotes xmlns:wpc="http://schemas.microsoft.com/office/word/2010/wordprocessingCanvas" xmlns:cx="http://schemas.microsoft.com/office/drawing/2014/chartex" xmlns:cx1="http://schemas.microsoft.com/office/drawing/2015/9/8/chartex" xmlns:cx2="http://schemas.microsoft.com/office/drawing/2015/10/21/chartex" xmlns:cx3="http://schemas.microsoft.com/office/drawing/2016/5/9/chartex" xmlns:cx4="http://schemas.microsoft.com/office/drawing/2016/5/10/chartex" xmlns:cx5="http://schemas.microsoft.com/office/drawing/2016/5/11/chartex" xmlns:cx6="http://schemas.microsoft.com/office/drawing/2016/5/12/chartex" xmlns:cx7="http://schemas.microsoft.com/office/drawing/2016/5/13/chartex" xmlns:cx8="http://schemas.microsoft.com/office/drawing/2016/5/14/chartex" xmlns:mc="http://schemas.openxmlformats.org/markup-compatibility/2006" xmlns:aink="http://schemas.microsoft.com/office/drawing/2016/ink" xmlns:am3d="http://schemas.microsoft.com/office/drawing/2017/model3d" xmlns:o="urn:schemas-microsoft-com:office:office" xmlns:oel="http://schemas.microsoft.com/office/2019/extlst" xmlns:r="http://schemas.openxmlformats.org/officeDocument/2006/relationships" xmlns:m="http://schemas.openxmlformats.org/officeDocument/2006/math" xmlns:v="urn:schemas-microsoft-com:vml" xmlns:wp14="http://schemas.microsoft.com/office/word/2010/wordprocessingDrawing" xmlns:wp="http://schemas.openxmlformats.org/drawingml/2006/wordprocessingDrawing" xmlns:w10="urn:schemas-microsoft-com:office:word" xmlns:w="http://schemas.openxmlformats.org/wordprocessingml/2006/main" xmlns:w14="http://schemas.microsoft.com/office/word/2010/wordml" xmlns:w15="http://schemas.microsoft.com/office/word/2012/wordml" xmlns:w16cex="http://schemas.microsoft.com/office/word/2018/wordml/cex" xmlns:w16cid="http://schemas.microsoft.com/office/word/2016/wordml/cid" xmlns:w16="http://schemas.microsoft.com/office/word/2018/wordml" xmlns:w16du="http://schemas.microsoft.com/office/word/2023/wordml/word16du" xmlns:w16sdtdh="http://schemas.microsoft.com/office/word/2020/wordml/sdtdatahash" xmlns:w16sdtfl="http://schemas.microsoft.com/office/word/2024/wordml/sdtformatlock" xmlns:w16se="http://schemas.microsoft.com/office/word/2015/wordml/symex" xmlns:wpg="http://schemas.microsoft.com/office/word/2010/wordprocessingGroup" xmlns:wpi="http://schemas.microsoft.com/office/word/2010/wordprocessingInk" xmlns:wne="http://schemas.microsoft.com/office/word/2006/wordml" xmlns:wps="http://schemas.microsoft.com/office/word/2010/wordprocessingShape" mc:Ignorable="w14 w15 w16se w16cid w16 w16cex w16sdtdh w16sdtfl w16du wp14">
   <w:endnote w:type="separator" w:id="-1">
     <w:p>
       <w:r>
@@ -11245,7 +11740,7 @@
 </file>
 
 <file path=word/footnotes.xml><?xml version="1.0" encoding="utf-8"?>
-<w:footnotes xmlns:wpc="http://schemas.microsoft.com/office/word/2010/wordprocessingCanvas" xmlns:cx="http://schemas.microsoft.com/office/drawing/2014/chartex" xmlns:cx1="http://schemas.microsoft.com/office/drawing/2015/9/8/chartex" xmlns:cx2="http://schemas.microsoft.com/office/drawing/2015/10/21/chartex" xmlns:cx3="http://schemas.microsoft.com/office/drawing/2016/5/9/chartex" xmlns:cx4="http://schemas.microsoft.com/office/drawing/2016/5/10/chartex" xmlns:cx5="http://schemas.microsoft.com/office/drawing/2016/5/11/chartex" xmlns:cx6="http://schemas.microsoft.com/office/drawing/2016/5/12/chartex" xmlns:cx7="http://schemas.microsoft.com/office/drawing/2016/5/13/chartex" xmlns:cx8="http://schemas.microsoft.com/office/drawing/2016/5/14/chartex" xmlns:mc="http://schemas.openxmlformats.org/markup-compatibility/2006" xmlns:aink="http://schemas.microsoft.com/office/drawing/2016/ink" xmlns:am3d="http://schemas.microsoft.com/office/drawing/2017/model3d" xmlns:o="urn:schemas-microsoft-com:office:office" xmlns:oel="http://schemas.microsoft.com/office/2019/extlst" xmlns:r="http://schemas.openxmlformats.org/officeDocument/2006/relationships" xmlns:m="http://schemas.openxmlformats.org/officeDocument/2006/math" xmlns:v="urn:schemas-microsoft-com:vml" xmlns:wp14="http://schemas.microsoft.com/office/word/2010/wordprocessingDrawing" xmlns:wp="http://schemas.openxmlformats.org/drawingml/2006/wordprocessingDrawing" xmlns:w10="urn:schemas-microsoft-com:office:word" xmlns:w="http://schemas.openxmlformats.org/wordprocessingml/2006/main" xmlns:w14="http://schemas.microsoft.com/office/word/2010/wordml" xmlns:w15="http://schemas.microsoft.com/office/word/2012/wordml" xmlns:w16cex="http://schemas.microsoft.com/office/word/2018/wordml/cex" xmlns:w16cid="http://schemas.microsoft.com/office/word/2016/wordml/cid" xmlns:w16="http://schemas.microsoft.com/office/word/2018/wordml" xmlns:w16du="http://schemas.microsoft.com/office/word/2023/wordml/word16du" xmlns:w16sdtdh="http://schemas.microsoft.com/office/word/2020/wordml/sdtdatahash" xmlns:w16se="http://schemas.microsoft.com/office/word/2015/wordml/symex" xmlns:wpg="http://schemas.microsoft.com/office/word/2010/wordprocessingGroup" xmlns:wpi="http://schemas.microsoft.com/office/word/2010/wordprocessingInk" xmlns:wne="http://schemas.microsoft.com/office/word/2006/wordml" xmlns:wps="http://schemas.microsoft.com/office/word/2010/wordprocessingShape" mc:Ignorable="w14 w15 w16se w16cid w16 w16cex w16sdtdh w16du wp14">
+<w:footnotes xmlns:wpc="http://schemas.microsoft.com/office/word/2010/wordprocessingCanvas" xmlns:cx="http://schemas.microsoft.com/office/drawing/2014/chartex" xmlns:cx1="http://schemas.microsoft.com/office/drawing/2015/9/8/chartex" xmlns:cx2="http://schemas.microsoft.com/office/drawing/2015/10/21/chartex" xmlns:cx3="http://schemas.microsoft.com/office/drawing/2016/5/9/chartex" xmlns:cx4="http://schemas.microsoft.com/office/drawing/2016/5/10/chartex" xmlns:cx5="http://schemas.microsoft.com/office/drawing/2016/5/11/chartex" xmlns:cx6="http://schemas.microsoft.com/office/drawing/2016/5/12/chartex" xmlns:cx7="http://schemas.microsoft.com/office/drawing/2016/5/13/chartex" xmlns:cx8="http://schemas.microsoft.com/office/drawing/2016/5/14/chartex" xmlns:mc="http://schemas.openxmlformats.org/markup-compatibility/2006" xmlns:aink="http://schemas.microsoft.com/office/drawing/2016/ink" xmlns:am3d="http://schemas.microsoft.com/office/drawing/2017/model3d" xmlns:o="urn:schemas-microsoft-com:office:office" xmlns:oel="http://schemas.microsoft.com/office/2019/extlst" xmlns:r="http://schemas.openxmlformats.org/officeDocument/2006/relationships" xmlns:m="http://schemas.openxmlformats.org/officeDocument/2006/math" xmlns:v="urn:schemas-microsoft-com:vml" xmlns:wp14="http://schemas.microsoft.com/office/word/2010/wordprocessingDrawing" xmlns:wp="http://schemas.openxmlformats.org/drawingml/2006/wordprocessingDrawing" xmlns:w10="urn:schemas-microsoft-com:office:word" xmlns:w="http://schemas.openxmlformats.org/wordprocessingml/2006/main" xmlns:w14="http://schemas.microsoft.com/office/word/2010/wordml" xmlns:w15="http://schemas.microsoft.com/office/word/2012/wordml" xmlns:w16cex="http://schemas.microsoft.com/office/word/2018/wordml/cex" xmlns:w16cid="http://schemas.microsoft.com/office/word/2016/wordml/cid" xmlns:w16="http://schemas.microsoft.com/office/word/2018/wordml" xmlns:w16du="http://schemas.microsoft.com/office/word/2023/wordml/word16du" xmlns:w16sdtdh="http://schemas.microsoft.com/office/word/2020/wordml/sdtdatahash" xmlns:w16sdtfl="http://schemas.microsoft.com/office/word/2024/wordml/sdtformatlock" xmlns:w16se="http://schemas.microsoft.com/office/word/2015/wordml/symex" xmlns:wpg="http://schemas.microsoft.com/office/word/2010/wordprocessingGroup" xmlns:wpi="http://schemas.microsoft.com/office/word/2010/wordprocessingInk" xmlns:wne="http://schemas.microsoft.com/office/word/2006/wordml" xmlns:wps="http://schemas.microsoft.com/office/word/2010/wordprocessingShape" mc:Ignorable="w14 w15 w16se w16cid w16 w16cex w16sdtdh w16sdtfl w16du wp14">
   <w:footnote w:type="separator" w:id="-1">
     <w:p>
       <w:r>
@@ -11264,12 +11759,12 @@
 </file>
 
 <file path=word/header1.xml><?xml version="1.0" encoding="utf-8"?>
-<w:hdr xmlns:wpc="http://schemas.microsoft.com/office/word/2010/wordprocessingCanvas" xmlns:cx="http://schemas.microsoft.com/office/drawing/2014/chartex" xmlns:cx1="http://schemas.microsoft.com/office/drawing/2015/9/8/chartex" xmlns:cx2="http://schemas.microsoft.com/office/drawing/2015/10/21/chartex" xmlns:cx3="http://schemas.microsoft.com/office/drawing/2016/5/9/chartex" xmlns:cx4="http://schemas.microsoft.com/office/drawing/2016/5/10/chartex" xmlns:cx5="http://schemas.microsoft.com/office/drawing/2016/5/11/chartex" xmlns:cx6="http://schemas.microsoft.com/office/drawing/2016/5/12/chartex" xmlns:cx7="http://schemas.microsoft.com/office/drawing/2016/5/13/chartex" xmlns:cx8="http://schemas.microsoft.com/office/drawing/2016/5/14/chartex" xmlns:mc="http://schemas.openxmlformats.org/markup-compatibility/2006" xmlns:aink="http://schemas.microsoft.com/office/drawing/2016/ink" xmlns:am3d="http://schemas.microsoft.com/office/drawing/2017/model3d" xmlns:o="urn:schemas-microsoft-com:office:office" xmlns:oel="http://schemas.microsoft.com/office/2019/extlst" xmlns:r="http://schemas.openxmlformats.org/officeDocument/2006/relationships" xmlns:m="http://schemas.openxmlformats.org/officeDocument/2006/math" xmlns:v="urn:schemas-microsoft-com:vml" xmlns:wp14="http://schemas.microsoft.com/office/word/2010/wordprocessingDrawing" xmlns:wp="http://schemas.openxmlformats.org/drawingml/2006/wordprocessingDrawing" xmlns:w10="urn:schemas-microsoft-com:office:word" xmlns:w="http://schemas.openxmlformats.org/wordprocessingml/2006/main" xmlns:w14="http://schemas.microsoft.com/office/word/2010/wordml" xmlns:w15="http://schemas.microsoft.com/office/word/2012/wordml" xmlns:w16cex="http://schemas.microsoft.com/office/word/2018/wordml/cex" xmlns:w16cid="http://schemas.microsoft.com/office/word/2016/wordml/cid" xmlns:w16="http://schemas.microsoft.com/office/word/2018/wordml" xmlns:w16du="http://schemas.microsoft.com/office/word/2023/wordml/word16du" xmlns:w16sdtdh="http://schemas.microsoft.com/office/word/2020/wordml/sdtdatahash" xmlns:w16se="http://schemas.microsoft.com/office/word/2015/wordml/symex" xmlns:wpg="http://schemas.microsoft.com/office/word/2010/wordprocessingGroup" xmlns:wpi="http://schemas.microsoft.com/office/word/2010/wordprocessingInk" xmlns:wne="http://schemas.microsoft.com/office/word/2006/wordml" xmlns:wps="http://schemas.microsoft.com/office/word/2010/wordprocessingShape" mc:Ignorable="w14 w15 w16se w16cid w16 w16cex w16sdtdh w16du wp14">
+<w:hdr xmlns:wpc="http://schemas.microsoft.com/office/word/2010/wordprocessingCanvas" xmlns:cx="http://schemas.microsoft.com/office/drawing/2014/chartex" xmlns:cx1="http://schemas.microsoft.com/office/drawing/2015/9/8/chartex" xmlns:cx2="http://schemas.microsoft.com/office/drawing/2015/10/21/chartex" xmlns:cx3="http://schemas.microsoft.com/office/drawing/2016/5/9/chartex" xmlns:cx4="http://schemas.microsoft.com/office/drawing/2016/5/10/chartex" xmlns:cx5="http://schemas.microsoft.com/office/drawing/2016/5/11/chartex" xmlns:cx6="http://schemas.microsoft.com/office/drawing/2016/5/12/chartex" xmlns:cx7="http://schemas.microsoft.com/office/drawing/2016/5/13/chartex" xmlns:cx8="http://schemas.microsoft.com/office/drawing/2016/5/14/chartex" xmlns:mc="http://schemas.openxmlformats.org/markup-compatibility/2006" xmlns:aink="http://schemas.microsoft.com/office/drawing/2016/ink" xmlns:am3d="http://schemas.microsoft.com/office/drawing/2017/model3d" xmlns:o="urn:schemas-microsoft-com:office:office" xmlns:oel="http://schemas.microsoft.com/office/2019/extlst" xmlns:r="http://schemas.openxmlformats.org/officeDocument/2006/relationships" xmlns:m="http://schemas.openxmlformats.org/officeDocument/2006/math" xmlns:v="urn:schemas-microsoft-com:vml" xmlns:wp14="http://schemas.microsoft.com/office/word/2010/wordprocessingDrawing" xmlns:wp="http://schemas.openxmlformats.org/drawingml/2006/wordprocessingDrawing" xmlns:w10="urn:schemas-microsoft-com:office:word" xmlns:w="http://schemas.openxmlformats.org/wordprocessingml/2006/main" xmlns:w14="http://schemas.microsoft.com/office/word/2010/wordml" xmlns:w15="http://schemas.microsoft.com/office/word/2012/wordml" xmlns:w16cex="http://schemas.microsoft.com/office/word/2018/wordml/cex" xmlns:w16cid="http://schemas.microsoft.com/office/word/2016/wordml/cid" xmlns:w16="http://schemas.microsoft.com/office/word/2018/wordml" xmlns:w16du="http://schemas.microsoft.com/office/word/2023/wordml/word16du" xmlns:w16sdtdh="http://schemas.microsoft.com/office/word/2020/wordml/sdtdatahash" xmlns:w16sdtfl="http://schemas.microsoft.com/office/word/2024/wordml/sdtformatlock" xmlns:w16se="http://schemas.microsoft.com/office/word/2015/wordml/symex" xmlns:wpg="http://schemas.microsoft.com/office/word/2010/wordprocessingGroup" xmlns:wpi="http://schemas.microsoft.com/office/word/2010/wordprocessingInk" xmlns:wne="http://schemas.microsoft.com/office/word/2006/wordml" xmlns:wps="http://schemas.microsoft.com/office/word/2010/wordprocessingShape" mc:Ignorable="w14 w15 w16se w16cid w16 w16cex w16sdtdh w16sdtfl w16du wp14">
   <w:p>
     <w:pPr>
       <w:jc w:val="center"/>
       <w:rPr>
-        <w:rFonts w:ascii="微软雅黑" w:hAnsi="微软雅黑"/>
+        <w:rFonts w:ascii="微软雅黑" w:hAnsi="微软雅黑" w:hint="eastAsia"/>
         <w:sz w:val="20"/>
       </w:rPr>
     </w:pPr>
@@ -11374,12 +11869,12 @@
 </file>
 
 <file path=word/header2.xml><?xml version="1.0" encoding="utf-8"?>
-<w:hdr xmlns:wpc="http://schemas.microsoft.com/office/word/2010/wordprocessingCanvas" xmlns:cx="http://schemas.microsoft.com/office/drawing/2014/chartex" xmlns:cx1="http://schemas.microsoft.com/office/drawing/2015/9/8/chartex" xmlns:cx2="http://schemas.microsoft.com/office/drawing/2015/10/21/chartex" xmlns:cx3="http://schemas.microsoft.com/office/drawing/2016/5/9/chartex" xmlns:cx4="http://schemas.microsoft.com/office/drawing/2016/5/10/chartex" xmlns:cx5="http://schemas.microsoft.com/office/drawing/2016/5/11/chartex" xmlns:cx6="http://schemas.microsoft.com/office/drawing/2016/5/12/chartex" xmlns:cx7="http://schemas.microsoft.com/office/drawing/2016/5/13/chartex" xmlns:cx8="http://schemas.microsoft.com/office/drawing/2016/5/14/chartex" xmlns:mc="http://schemas.openxmlformats.org/markup-compatibility/2006" xmlns:aink="http://schemas.microsoft.com/office/drawing/2016/ink" xmlns:am3d="http://schemas.microsoft.com/office/drawing/2017/model3d" xmlns:o="urn:schemas-microsoft-com:office:office" xmlns:oel="http://schemas.microsoft.com/office/2019/extlst" xmlns:r="http://schemas.openxmlformats.org/officeDocument/2006/relationships" xmlns:m="http://schemas.openxmlformats.org/officeDocument/2006/math" xmlns:v="urn:schemas-microsoft-com:vml" xmlns:wp14="http://schemas.microsoft.com/office/word/2010/wordprocessingDrawing" xmlns:wp="http://schemas.openxmlformats.org/drawingml/2006/wordprocessingDrawing" xmlns:w10="urn:schemas-microsoft-com:office:word" xmlns:w="http://schemas.openxmlformats.org/wordprocessingml/2006/main" xmlns:w14="http://schemas.microsoft.com/office/word/2010/wordml" xmlns:w15="http://schemas.microsoft.com/office/word/2012/wordml" xmlns:w16cex="http://schemas.microsoft.com/office/word/2018/wordml/cex" xmlns:w16cid="http://schemas.microsoft.com/office/word/2016/wordml/cid" xmlns:w16="http://schemas.microsoft.com/office/word/2018/wordml" xmlns:w16du="http://schemas.microsoft.com/office/word/2023/wordml/word16du" xmlns:w16sdtdh="http://schemas.microsoft.com/office/word/2020/wordml/sdtdatahash" xmlns:w16se="http://schemas.microsoft.com/office/word/2015/wordml/symex" xmlns:wpg="http://schemas.microsoft.com/office/word/2010/wordprocessingGroup" xmlns:wpi="http://schemas.microsoft.com/office/word/2010/wordprocessingInk" xmlns:wne="http://schemas.microsoft.com/office/word/2006/wordml" xmlns:wps="http://schemas.microsoft.com/office/word/2010/wordprocessingShape" mc:Ignorable="w14 w15 w16se w16cid w16 w16cex w16sdtdh w16du wp14">
+<w:hdr xmlns:wpc="http://schemas.microsoft.com/office/word/2010/wordprocessingCanvas" xmlns:cx="http://schemas.microsoft.com/office/drawing/2014/chartex" xmlns:cx1="http://schemas.microsoft.com/office/drawing/2015/9/8/chartex" xmlns:cx2="http://schemas.microsoft.com/office/drawing/2015/10/21/chartex" xmlns:cx3="http://schemas.microsoft.com/office/drawing/2016/5/9/chartex" xmlns:cx4="http://schemas.microsoft.com/office/drawing/2016/5/10/chartex" xmlns:cx5="http://schemas.microsoft.com/office/drawing/2016/5/11/chartex" xmlns:cx6="http://schemas.microsoft.com/office/drawing/2016/5/12/chartex" xmlns:cx7="http://schemas.microsoft.com/office/drawing/2016/5/13/chartex" xmlns:cx8="http://schemas.microsoft.com/office/drawing/2016/5/14/chartex" xmlns:mc="http://schemas.openxmlformats.org/markup-compatibility/2006" xmlns:aink="http://schemas.microsoft.com/office/drawing/2016/ink" xmlns:am3d="http://schemas.microsoft.com/office/drawing/2017/model3d" xmlns:o="urn:schemas-microsoft-com:office:office" xmlns:oel="http://schemas.microsoft.com/office/2019/extlst" xmlns:r="http://schemas.openxmlformats.org/officeDocument/2006/relationships" xmlns:m="http://schemas.openxmlformats.org/officeDocument/2006/math" xmlns:v="urn:schemas-microsoft-com:vml" xmlns:wp14="http://schemas.microsoft.com/office/word/2010/wordprocessingDrawing" xmlns:wp="http://schemas.openxmlformats.org/drawingml/2006/wordprocessingDrawing" xmlns:w10="urn:schemas-microsoft-com:office:word" xmlns:w="http://schemas.openxmlformats.org/wordprocessingml/2006/main" xmlns:w14="http://schemas.microsoft.com/office/word/2010/wordml" xmlns:w15="http://schemas.microsoft.com/office/word/2012/wordml" xmlns:w16cex="http://schemas.microsoft.com/office/word/2018/wordml/cex" xmlns:w16cid="http://schemas.microsoft.com/office/word/2016/wordml/cid" xmlns:w16="http://schemas.microsoft.com/office/word/2018/wordml" xmlns:w16du="http://schemas.microsoft.com/office/word/2023/wordml/word16du" xmlns:w16sdtdh="http://schemas.microsoft.com/office/word/2020/wordml/sdtdatahash" xmlns:w16sdtfl="http://schemas.microsoft.com/office/word/2024/wordml/sdtformatlock" xmlns:w16se="http://schemas.microsoft.com/office/word/2015/wordml/symex" xmlns:wpg="http://schemas.microsoft.com/office/word/2010/wordprocessingGroup" xmlns:wpi="http://schemas.microsoft.com/office/word/2010/wordprocessingInk" xmlns:wne="http://schemas.microsoft.com/office/word/2006/wordml" xmlns:wps="http://schemas.microsoft.com/office/word/2010/wordprocessingShape" mc:Ignorable="w14 w15 w16se w16cid w16 w16cex w16sdtdh w16sdtfl w16du wp14">
   <w:p>
     <w:pPr>
       <w:jc w:val="center"/>
       <w:rPr>
-        <w:rFonts w:ascii="微软雅黑" w:hAnsi="微软雅黑"/>
+        <w:rFonts w:ascii="微软雅黑" w:hAnsi="微软雅黑" w:hint="eastAsia"/>
         <w:sz w:val="20"/>
       </w:rPr>
     </w:pPr>
@@ -11484,7 +11979,7 @@
 </file>
 
 <file path=word/styles.xml><?xml version="1.0" encoding="utf-8"?>
-<w:styles xmlns:mc="http://schemas.openxmlformats.org/markup-compatibility/2006" xmlns:r="http://schemas.openxmlformats.org/officeDocument/2006/relationships" xmlns:w="http://schemas.openxmlformats.org/wordprocessingml/2006/main" xmlns:w14="http://schemas.microsoft.com/office/word/2010/wordml" xmlns:w15="http://schemas.microsoft.com/office/word/2012/wordml" xmlns:w16cex="http://schemas.microsoft.com/office/word/2018/wordml/cex" xmlns:w16cid="http://schemas.microsoft.com/office/word/2016/wordml/cid" xmlns:w16="http://schemas.microsoft.com/office/word/2018/wordml" xmlns:w16du="http://schemas.microsoft.com/office/word/2023/wordml/word16du" xmlns:w16sdtdh="http://schemas.microsoft.com/office/word/2020/wordml/sdtdatahash" xmlns:w16se="http://schemas.microsoft.com/office/word/2015/wordml/symex" mc:Ignorable="w14 w15 w16se w16cid w16 w16cex w16sdtdh w16du">
+<w:styles xmlns:mc="http://schemas.openxmlformats.org/markup-compatibility/2006" xmlns:r="http://schemas.openxmlformats.org/officeDocument/2006/relationships" xmlns:w="http://schemas.openxmlformats.org/wordprocessingml/2006/main" xmlns:w14="http://schemas.microsoft.com/office/word/2010/wordml" xmlns:w15="http://schemas.microsoft.com/office/word/2012/wordml" xmlns:w16cex="http://schemas.microsoft.com/office/word/2018/wordml/cex" xmlns:w16cid="http://schemas.microsoft.com/office/word/2016/wordml/cid" xmlns:w16="http://schemas.microsoft.com/office/word/2018/wordml" xmlns:w16du="http://schemas.microsoft.com/office/word/2023/wordml/word16du" xmlns:w16sdtdh="http://schemas.microsoft.com/office/word/2020/wordml/sdtdatahash" xmlns:w16sdtfl="http://schemas.microsoft.com/office/word/2024/wordml/sdtformatlock" xmlns:w16se="http://schemas.microsoft.com/office/word/2015/wordml/symex" mc:Ignorable="w14 w15 w16se w16cid w16 w16cex w16sdtdh w16sdtfl w16du">
   <w:docDefaults>
     <w:rPrDefault>
       <w:rPr>
